--- a/vvdn/converters/dc-dc/non-isolated/cuk-converter.docx
+++ b/vvdn/converters/dc-dc/non-isolated/cuk-converter.docx
@@ -244,25 +244,2076 @@
                 <w:color w:val="2D3748"/>
                 <w:sz w:val="18"/>
               </w:rPr>
-              <w:t xml:space="preserve">                           Classic Inverting Ćuk Converter</w:t>
+              <w:t>========================================================================================================================</w:t>
               <w:br/>
-              <w:t xml:space="preserve">              Inductor L1                      Capacitor C1              Inductor L2</w:t>
+              <w:t xml:space="preserve">     DETAILED HARDWARE SCHEMATIC: INVERTING ĆUK DC-DC CONVERTER (+12V -&gt; -12V/3A WITH ZERO-RIPPLE CAPABILITY)</w:t>
               <w:br/>
-              <w:t xml:space="preserve">   +Vin DC ─────^^^^^^──────────────┬──────────────[   ]─────────────┬─────^^^^^^───────┬───&gt; -Vout</w:t>
+              <w:t>========================================================================================================================</w:t>
               <w:br/>
-              <w:t xml:space="preserve">                                    │      (Energy Transfer Cap)     │                  │</w:t>
               <w:br/>
-              <w:t xml:space="preserve">                                Drain (D)                            │                 ┌┴┐</w:t>
+              <w:t xml:space="preserve">    +VIN (+12V DC) ─────────────────────────────────────────────────────────────┐</w:t>
               <w:br/>
-              <w:t xml:space="preserve">                                ┌───┴───┐ Q1                        ┌┴┐ D1 (Diode)     │ │ C_out</w:t>
+              <w:t xml:space="preserve">        │                                                                       │</w:t>
               <w:br/>
-              <w:t xml:space="preserve">                                │  SW   │                           │ │ (Anode to Vo)  └┬┘</w:t>
+              <w:t xml:space="preserve">       [F1: 5A Fuse]                                                            │</w:t>
               <w:br/>
-              <w:t xml:space="preserve">                                └───┬───┘                           └┬┘                 │</w:t>
+              <w:t xml:space="preserve">        │                                                                       │</w:t>
               <w:br/>
-              <w:t xml:space="preserve">                                    │ Source (S)                     │                  │</w:t>
+              <w:t xml:space="preserve">       ┌┴─────────────────┐                                                     │</w:t>
               <w:br/>
-              <w:t xml:space="preserve">   GND ─────────────────────────────┴────────────────────────────────┴──────────────────┴─── GND</w:t>
+              <w:t xml:space="preserve">       │ CIN_BULK         │                                                     │</w:t>
+              <w:br/>
+              <w:t xml:space="preserve">      ┌┴┐ 150µF/35V Poly ┌┴┐ CIN_CER                                            │</w:t>
+              <w:br/>
+              <w:t xml:space="preserve">      │ │ (Low-ESR 14mΩ) │ │ 2x 10µF/25V X7R                                    │</w:t>
+              <w:br/>
+              <w:t xml:space="preserve">      └┬┘                └┬┘                                                    │</w:t>
+              <w:br/>
+              <w:t xml:space="preserve">       │                  │                                                     │</w:t>
+              <w:br/>
+              <w:t xml:space="preserve">       │                  │        INPUT CHOKE INDUCTOR                         │</w:t>
+              <w:br/>
+              <w:t xml:space="preserve">       │                  │    +---[ L1: 33µH / 5.5A Shielded ]---+             │</w:t>
+              <w:br/>
+              <w:t xml:space="preserve">       │                  │    |   Wurth 7443320330               |             │</w:t>
+              <w:br/>
+              <w:t xml:space="preserve">       │                  │    |   (DCR = 16mΩ, Isat = 6.2A)      |             │</w:t>
+              <w:br/>
+              <w:t xml:space="preserve">       │                  │    +----------------------------------+             │</w:t>
+              <w:br/>
+              <w:t xml:space="preserve">       │                  │                                       │             │</w:t>
+              <w:br/>
+              <w:t xml:space="preserve">       │                  │                                       +=== NODE SW1 (Switching Node)</w:t>
+              <w:br/>
+              <w:t xml:space="preserve">       │                  │                                       |    (0V to +24.5V pulse)</w:t>
+              <w:br/>
+              <w:t xml:space="preserve">       │                  │                                       |</w:t>
+              <w:br/>
+              <w:t xml:space="preserve">       │                  │              ENERGY TRANSFER CAPACITOR|</w:t>
+              <w:br/>
+              <w:t xml:space="preserve">       │                  │       +------[ C1: 10µF / 50V X7R ]---+</w:t>
+              <w:br/>
+              <w:t xml:space="preserve">       │                  │       |      TDK C3225X7R1H106M</w:t>
+              <w:br/>
+              <w:t xml:space="preserve">       │                  │       |      (Carries high RMS ripple)</w:t>
+              <w:br/>
+              <w:t xml:space="preserve">       │                  │       |                               |</w:t>
+              <w:br/>
+              <w:t xml:space="preserve">       │                  │       |      Drain (D)                +---[ R_snub: 3.3Ω / 1W ]</w:t>
+              <w:br/>
+              <w:t xml:space="preserve">       │                  │       |     ┌┴──────────────┐         |         │</w:t>
+              <w:br/>
+              <w:t xml:space="preserve">       │                  │       |     │ Q1: N-MOSFET  │         |   [ C_snub: 470pF ]</w:t>
+              <w:br/>
+              <w:t xml:space="preserve">       │                  │       |     │ BSC040N10NS5  │         |         │</w:t>
+              <w:br/>
+              <w:t xml:space="preserve">       │                  │       |  +-&gt;│ (100V, 4.0mΩ) │         |        PGND</w:t>
+              <w:br/>
+              <w:t xml:space="preserve">       │                  │       |  |  └┬──────────────┘         |</w:t>
+              <w:br/>
+              <w:t xml:space="preserve">       │                  │       |  |   │ Source (S)             |</w:t>
+              <w:br/>
+              <w:t xml:space="preserve">       │                  │       |  |   │                        |</w:t>
+              <w:br/>
+              <w:t xml:space="preserve">       │                  │       |  |   +---[ CS+ ]              |</w:t>
+              <w:br/>
+              <w:t xml:space="preserve">       │                  │       |  |   │                        |</w:t>
+              <w:br/>
+              <w:t xml:space="preserve">       │                  │       |  |  ┌┴┐ R_shunt: 10mΩ / 2W    |</w:t>
+              <w:br/>
+              <w:t xml:space="preserve">       │                  │       |  |  │ │ Metal Alloy           |</w:t>
+              <w:br/>
+              <w:t xml:space="preserve">       │                  │       |  |  └┬┘ (Current Sense)       |</w:t>
+              <w:br/>
+              <w:t xml:space="preserve">       │                  │       |  |   │                        |</w:t>
+              <w:br/>
+              <w:t xml:space="preserve">       │                  │       |  |  PGND                      |</w:t>
+              <w:br/>
+              <w:t xml:space="preserve">       │                  │       |  |                            |</w:t>
+              <w:br/>
+              <w:t xml:space="preserve">       │                  │       |  |  GATE DRIVER INTERFACE     |</w:t>
+              <w:br/>
+              <w:t xml:space="preserve">       │                  │       |  +--[ R_g: 4.7Ω ]&lt;-- UCC27517 |</w:t>
+              <w:br/>
+              <w:t xml:space="preserve">       │                  │       |                               |</w:t>
+              <w:br/>
+              <w:t xml:space="preserve">       │                  │       +=== NODE SW2 (Diode Node)      |</w:t>
+              <w:br/>
+              <w:t xml:space="preserve">       │                  │       |    (-24.5V to 0V pulse)       |</w:t>
+              <w:br/>
+              <w:t xml:space="preserve">       │                  │       |                               |</w:t>
+              <w:br/>
+              <w:t xml:space="preserve">       │                  │       +---[ D1: Schottky Diode ]      |</w:t>
+              <w:br/>
+              <w:t xml:space="preserve">       │                  │       |   V30100P (100V / 30A)        |</w:t>
+              <w:br/>
+              <w:t xml:space="preserve">       │                  │       |   [ Cathode to SW2 ]          |</w:t>
+              <w:br/>
+              <w:t xml:space="preserve">       │                  │       |   [ Anode to PGND ]           |</w:t>
+              <w:br/>
+              <w:t xml:space="preserve">       │                  │       |         │                     |</w:t>
+              <w:br/>
+              <w:t xml:space="preserve">       │                  │       |        PGND                   |</w:t>
+              <w:br/>
+              <w:t xml:space="preserve">       │                  │       |                               |</w:t>
+              <w:br/>
+              <w:t xml:space="preserve">       │                  │       |        OUTPUT CHOKE INDUCTOR  |</w:t>
+              <w:br/>
+              <w:t xml:space="preserve">       │                  │       +---[ L2: 33µH / 5.5A Shielded ]+</w:t>
+              <w:br/>
+              <w:t xml:space="preserve">       │                  │           Wurth 7443320330            |</w:t>
+              <w:br/>
+              <w:t xml:space="preserve">       │                  │           (DCR = 16mΩ)                |</w:t>
+              <w:br/>
+              <w:t xml:space="preserve">       │                  │                                       |</w:t>
+              <w:br/>
+              <w:t xml:space="preserve">       │                  │                                       +=== -VOUT (-12V/3A)</w:t>
+              <w:br/>
+              <w:t xml:space="preserve">       │                  │                                       │</w:t>
+              <w:br/>
+              <w:t xml:space="preserve">       │                  │                                      ┌┴──────────────────┐</w:t>
+              <w:br/>
+              <w:t xml:space="preserve">       │                  │                                      │ COUT_BULK         │</w:t>
+              <w:br/>
+              <w:t xml:space="preserve">       │                  │                                     ┌┴┐ 2x 220µF/25V    ┌┴┐ COUT_CER</w:t>
+              <w:br/>
+              <w:t xml:space="preserve">       │                  │                                     │ │ Poly (ESR=12mΩ) │ │ 3x 10µF/25V</w:t>
+              <w:br/>
+              <w:t xml:space="preserve">       │                  │                                     └┬┘ (+) to PGND     └┬┘ X7R 1210</w:t>
+              <w:br/>
+              <w:t xml:space="preserve">       │                  │                                      │ (-) to -VOUT      │</w:t>
+              <w:br/>
+              <w:t xml:space="preserve">   PGND┴──────────────────┴──────────────────────────────────────+───────────────────┴─── PGND (0V Rail)</w:t>
+            </w:r>
+          </w:p>
+        </w:tc>
+      </w:tr>
+    </w:tbl>
+    <w:p/>
+    <w:p>
+      <w:pPr>
+        <w:spacing w:before="160" w:after="80"/>
+      </w:pPr>
+      <w:r>
+        <w:rPr>
+          <w:b/>
+          <w:color w:val="4682B4"/>
+          <w:sz w:val="24"/>
+        </w:rPr>
+        <w:t>1.1 Detailed Component Connection Netlist &amp; Terminal Details:</w:t>
+      </w:r>
+    </w:p>
+    <w:tbl>
+      <w:tblPr>
+        <w:tblW w:type="auto" w:w="0"/>
+        <w:jc w:val="center"/>
+        <w:tblLook w:firstColumn="1" w:firstRow="1" w:lastColumn="0" w:lastRow="0" w:noHBand="0" w:noVBand="1" w:val="04A0"/>
+        <w:tblBorders>
+          <w:top w:val="single" w:sz="4" w:space="0" w:color="D0D7DE"/>
+          <w:left w:val="none"/>
+          <w:bottom w:val="single" w:sz="8" w:space="0" w:color="D0D7DE"/>
+          <w:right w:val="none"/>
+          <w:insideH w:val="single" w:sz="4" w:space="0" w:color="D0D7DE"/>
+          <w:insideV w:val="none"/>
+        </w:tblBorders>
+      </w:tblPr>
+      <w:tblGrid>
+        <w:gridCol w:w="1958"/>
+        <w:gridCol w:w="1958"/>
+        <w:gridCol w:w="1958"/>
+        <w:gridCol w:w="1958"/>
+        <w:gridCol w:w="1958"/>
+      </w:tblGrid>
+      <w:tr>
+        <w:tc>
+          <w:tcPr>
+            <w:tcW w:type="dxa" w:w="1958"/>
+            <w:shd w:fill="204A6E"/>
+            <w:tcMar>
+              <w:top w:w="100" w:type="dxa"/>
+              <w:bottom w:w="100" w:type="dxa"/>
+              <w:left w:w="120" w:type="dxa"/>
+              <w:right w:w="120" w:type="dxa"/>
+            </w:tcMar>
+            <w:vAlign w:val="center"/>
+          </w:tcPr>
+          <w:p>
+            <w:pPr>
+              <w:spacing w:after="0"/>
+            </w:pPr>
+            <w:r>
+              <w:rPr>
+                <w:b/>
+                <w:color w:val="FFFFFF"/>
+                <w:sz w:val="19"/>
+              </w:rPr>
+              <w:t>Net Name</w:t>
+            </w:r>
+          </w:p>
+        </w:tc>
+        <w:tc>
+          <w:tcPr>
+            <w:tcW w:type="dxa" w:w="1958"/>
+            <w:shd w:fill="204A6E"/>
+            <w:tcMar>
+              <w:top w:w="100" w:type="dxa"/>
+              <w:bottom w:w="100" w:type="dxa"/>
+              <w:left w:w="120" w:type="dxa"/>
+              <w:right w:w="120" w:type="dxa"/>
+            </w:tcMar>
+            <w:vAlign w:val="center"/>
+          </w:tcPr>
+          <w:p>
+            <w:pPr>
+              <w:spacing w:after="0"/>
+            </w:pPr>
+            <w:r>
+              <w:rPr>
+                <w:b/>
+                <w:color w:val="FFFFFF"/>
+                <w:sz w:val="19"/>
+              </w:rPr>
+              <w:t>Source (Pin / Terminal)</w:t>
+            </w:r>
+          </w:p>
+        </w:tc>
+        <w:tc>
+          <w:tcPr>
+            <w:tcW w:type="dxa" w:w="1958"/>
+            <w:shd w:fill="204A6E"/>
+            <w:tcMar>
+              <w:top w:w="100" w:type="dxa"/>
+              <w:bottom w:w="100" w:type="dxa"/>
+              <w:left w:w="120" w:type="dxa"/>
+              <w:right w:w="120" w:type="dxa"/>
+            </w:tcMar>
+            <w:vAlign w:val="center"/>
+          </w:tcPr>
+          <w:p>
+            <w:pPr>
+              <w:spacing w:after="0"/>
+            </w:pPr>
+            <w:r>
+              <w:rPr>
+                <w:b/>
+                <w:color w:val="FFFFFF"/>
+                <w:sz w:val="19"/>
+              </w:rPr>
+              <w:t>Destination (Pin / Terminal)</w:t>
+            </w:r>
+          </w:p>
+        </w:tc>
+        <w:tc>
+          <w:tcPr>
+            <w:tcW w:type="dxa" w:w="1958"/>
+            <w:shd w:fill="204A6E"/>
+            <w:tcMar>
+              <w:top w:w="100" w:type="dxa"/>
+              <w:bottom w:w="100" w:type="dxa"/>
+              <w:left w:w="120" w:type="dxa"/>
+              <w:right w:w="120" w:type="dxa"/>
+            </w:tcMar>
+            <w:vAlign w:val="center"/>
+          </w:tcPr>
+          <w:p>
+            <w:pPr>
+              <w:spacing w:after="0"/>
+            </w:pPr>
+            <w:r>
+              <w:rPr>
+                <w:b/>
+                <w:color w:val="FFFFFF"/>
+                <w:sz w:val="19"/>
+              </w:rPr>
+              <w:t>Electrical Function</w:t>
+            </w:r>
+          </w:p>
+        </w:tc>
+        <w:tc>
+          <w:tcPr>
+            <w:tcW w:type="dxa" w:w="1958"/>
+            <w:shd w:fill="204A6E"/>
+            <w:tcMar>
+              <w:top w:w="100" w:type="dxa"/>
+              <w:bottom w:w="100" w:type="dxa"/>
+              <w:left w:w="120" w:type="dxa"/>
+              <w:right w:w="120" w:type="dxa"/>
+            </w:tcMar>
+            <w:vAlign w:val="center"/>
+          </w:tcPr>
+          <w:p>
+            <w:pPr>
+              <w:spacing w:after="0"/>
+            </w:pPr>
+            <w:r>
+              <w:rPr>
+                <w:b/>
+                <w:color w:val="FFFFFF"/>
+                <w:sz w:val="19"/>
+              </w:rPr>
+              <w:t>Hardware Engineering Notes</w:t>
+            </w:r>
+          </w:p>
+        </w:tc>
+      </w:tr>
+      <w:tr>
+        <w:tc>
+          <w:tcPr>
+            <w:tcW w:type="dxa" w:w="1958"/>
+            <w:tcMar>
+              <w:top w:w="80" w:type="dxa"/>
+              <w:bottom w:w="80" w:type="dxa"/>
+              <w:left w:w="120" w:type="dxa"/>
+              <w:right w:w="120" w:type="dxa"/>
+            </w:tcMar>
+            <w:vAlign w:val="center"/>
+          </w:tcPr>
+          <w:p>
+            <w:pPr>
+              <w:spacing w:after="0"/>
+            </w:pPr>
+            <w:r>
+              <w:rPr>
+                <w:b/>
+                <w:color w:val="282C34"/>
+                <w:sz w:val="18"/>
+              </w:rPr>
+              <w:t>+VIN_FILT</w:t>
+            </w:r>
+          </w:p>
+        </w:tc>
+        <w:tc>
+          <w:tcPr>
+            <w:tcW w:type="dxa" w:w="1958"/>
+            <w:tcMar>
+              <w:top w:w="80" w:type="dxa"/>
+              <w:bottom w:w="80" w:type="dxa"/>
+              <w:left w:w="120" w:type="dxa"/>
+              <w:right w:w="120" w:type="dxa"/>
+            </w:tcMar>
+            <w:vAlign w:val="center"/>
+          </w:tcPr>
+          <w:p>
+            <w:pPr>
+              <w:spacing w:after="0"/>
+            </w:pPr>
+            <w:r>
+              <w:rPr>
+                <w:color w:val="282C34"/>
+                <w:sz w:val="18"/>
+              </w:rPr>
+              <w:t xml:space="preserve">Fuse </w:t>
+            </w:r>
+            <w:r>
+              <w:rPr>
+                <w:i/>
+                <w:color w:val="145AA0"/>
+                <w:sz w:val="18"/>
+              </w:rPr>
+              <w:t>F_1</w:t>
+            </w:r>
+            <w:r>
+              <w:rPr>
+                <w:color w:val="282C34"/>
+                <w:sz w:val="18"/>
+              </w:rPr>
+              <w:t xml:space="preserve"> Output</w:t>
+            </w:r>
+          </w:p>
+        </w:tc>
+        <w:tc>
+          <w:tcPr>
+            <w:tcW w:type="dxa" w:w="1958"/>
+            <w:tcMar>
+              <w:top w:w="80" w:type="dxa"/>
+              <w:bottom w:w="80" w:type="dxa"/>
+              <w:left w:w="120" w:type="dxa"/>
+              <w:right w:w="120" w:type="dxa"/>
+            </w:tcMar>
+            <w:vAlign w:val="center"/>
+          </w:tcPr>
+          <w:p>
+            <w:pPr>
+              <w:spacing w:after="0"/>
+            </w:pPr>
+            <w:r>
+              <w:rPr>
+                <w:i/>
+                <w:color w:val="145AA0"/>
+                <w:sz w:val="18"/>
+              </w:rPr>
+              <w:t>C_{in</w:t>
+            </w:r>
+            <w:r>
+              <w:rPr>
+                <w:color w:val="282C34"/>
+                <w:sz w:val="18"/>
+              </w:rPr>
+              <w:t xml:space="preserve"> bank (+), Inductor </w:t>
+            </w:r>
+            <w:r>
+              <w:rPr>
+                <w:i/>
+                <w:color w:val="145AA0"/>
+                <w:sz w:val="18"/>
+              </w:rPr>
+              <w:t>L_1</w:t>
+            </w:r>
+            <w:r>
+              <w:rPr>
+                <w:color w:val="282C34"/>
+                <w:sz w:val="18"/>
+              </w:rPr>
+              <w:t xml:space="preserve"> Pin 1</w:t>
+            </w:r>
+          </w:p>
+        </w:tc>
+        <w:tc>
+          <w:tcPr>
+            <w:tcW w:type="dxa" w:w="1958"/>
+            <w:tcMar>
+              <w:top w:w="80" w:type="dxa"/>
+              <w:bottom w:w="80" w:type="dxa"/>
+              <w:left w:w="120" w:type="dxa"/>
+              <w:right w:w="120" w:type="dxa"/>
+            </w:tcMar>
+            <w:vAlign w:val="center"/>
+          </w:tcPr>
+          <w:p>
+            <w:pPr>
+              <w:spacing w:after="0"/>
+            </w:pPr>
+            <w:r>
+              <w:rPr>
+                <w:color w:val="282C34"/>
+                <w:sz w:val="18"/>
+              </w:rPr>
+              <w:t>Filtered positive input DC bus</w:t>
+            </w:r>
+          </w:p>
+        </w:tc>
+        <w:tc>
+          <w:tcPr>
+            <w:tcW w:type="dxa" w:w="1958"/>
+            <w:tcMar>
+              <w:top w:w="80" w:type="dxa"/>
+              <w:bottom w:w="80" w:type="dxa"/>
+              <w:left w:w="120" w:type="dxa"/>
+              <w:right w:w="120" w:type="dxa"/>
+            </w:tcMar>
+            <w:vAlign w:val="center"/>
+          </w:tcPr>
+          <w:p>
+            <w:pPr>
+              <w:spacing w:after="0"/>
+            </w:pPr>
+            <w:r>
+              <w:rPr>
+                <w:color w:val="282C34"/>
+                <w:sz w:val="18"/>
+              </w:rPr>
+              <w:t xml:space="preserve">Carries smooth DC current with minimal ripple due to input inductor </w:t>
+            </w:r>
+            <w:r>
+              <w:rPr>
+                <w:i/>
+                <w:color w:val="145AA0"/>
+                <w:sz w:val="18"/>
+              </w:rPr>
+              <w:t>L_1</w:t>
+            </w:r>
+            <w:r>
+              <w:rPr>
+                <w:color w:val="282C34"/>
+                <w:sz w:val="18"/>
+              </w:rPr>
+              <w:t>.</w:t>
+            </w:r>
+          </w:p>
+        </w:tc>
+      </w:tr>
+      <w:tr>
+        <w:tc>
+          <w:tcPr>
+            <w:tcW w:type="dxa" w:w="1958"/>
+            <w:shd w:fill="F4F7F9"/>
+            <w:tcMar>
+              <w:top w:w="80" w:type="dxa"/>
+              <w:bottom w:w="80" w:type="dxa"/>
+              <w:left w:w="120" w:type="dxa"/>
+              <w:right w:w="120" w:type="dxa"/>
+            </w:tcMar>
+            <w:vAlign w:val="center"/>
+          </w:tcPr>
+          <w:p>
+            <w:pPr>
+              <w:spacing w:after="0"/>
+            </w:pPr>
+            <w:r>
+              <w:rPr>
+                <w:b/>
+                <w:color w:val="282C34"/>
+                <w:sz w:val="18"/>
+              </w:rPr>
+              <w:t>SW1 (Switch Node 1)</w:t>
+            </w:r>
+          </w:p>
+        </w:tc>
+        <w:tc>
+          <w:tcPr>
+            <w:tcW w:type="dxa" w:w="1958"/>
+            <w:shd w:fill="F4F7F9"/>
+            <w:tcMar>
+              <w:top w:w="80" w:type="dxa"/>
+              <w:bottom w:w="80" w:type="dxa"/>
+              <w:left w:w="120" w:type="dxa"/>
+              <w:right w:w="120" w:type="dxa"/>
+            </w:tcMar>
+            <w:vAlign w:val="center"/>
+          </w:tcPr>
+          <w:p>
+            <w:pPr>
+              <w:spacing w:after="0"/>
+            </w:pPr>
+            <w:r>
+              <w:rPr>
+                <w:color w:val="282C34"/>
+                <w:sz w:val="18"/>
+              </w:rPr>
+              <w:t xml:space="preserve">Inductor </w:t>
+            </w:r>
+            <w:r>
+              <w:rPr>
+                <w:i/>
+                <w:color w:val="145AA0"/>
+                <w:sz w:val="18"/>
+              </w:rPr>
+              <w:t>L_1</w:t>
+            </w:r>
+            <w:r>
+              <w:rPr>
+                <w:color w:val="282C34"/>
+                <w:sz w:val="18"/>
+              </w:rPr>
+              <w:t xml:space="preserve"> Pin 2, </w:t>
+            </w:r>
+            <w:r>
+              <w:rPr>
+                <w:i/>
+                <w:color w:val="145AA0"/>
+                <w:sz w:val="18"/>
+              </w:rPr>
+              <w:t>Q_1</w:t>
+            </w:r>
+            <w:r>
+              <w:rPr>
+                <w:color w:val="282C34"/>
+                <w:sz w:val="18"/>
+              </w:rPr>
+              <w:t xml:space="preserve"> Drain</w:t>
+            </w:r>
+          </w:p>
+        </w:tc>
+        <w:tc>
+          <w:tcPr>
+            <w:tcW w:type="dxa" w:w="1958"/>
+            <w:shd w:fill="F4F7F9"/>
+            <w:tcMar>
+              <w:top w:w="80" w:type="dxa"/>
+              <w:bottom w:w="80" w:type="dxa"/>
+              <w:left w:w="120" w:type="dxa"/>
+              <w:right w:w="120" w:type="dxa"/>
+            </w:tcMar>
+            <w:vAlign w:val="center"/>
+          </w:tcPr>
+          <w:p>
+            <w:pPr>
+              <w:spacing w:after="0"/>
+            </w:pPr>
+            <w:r>
+              <w:rPr>
+                <w:color w:val="282C34"/>
+                <w:sz w:val="18"/>
+              </w:rPr>
+              <w:t xml:space="preserve">Transfer Capacitor </w:t>
+            </w:r>
+            <w:r>
+              <w:rPr>
+                <w:i/>
+                <w:color w:val="145AA0"/>
+                <w:sz w:val="18"/>
+              </w:rPr>
+              <w:t>C_1</w:t>
+            </w:r>
+            <w:r>
+              <w:rPr>
+                <w:color w:val="282C34"/>
+                <w:sz w:val="18"/>
+              </w:rPr>
+              <w:t xml:space="preserve"> Left Plate, Snubber</w:t>
+            </w:r>
+          </w:p>
+        </w:tc>
+        <w:tc>
+          <w:tcPr>
+            <w:tcW w:type="dxa" w:w="1958"/>
+            <w:shd w:fill="F4F7F9"/>
+            <w:tcMar>
+              <w:top w:w="80" w:type="dxa"/>
+              <w:bottom w:w="80" w:type="dxa"/>
+              <w:left w:w="120" w:type="dxa"/>
+              <w:right w:w="120" w:type="dxa"/>
+            </w:tcMar>
+            <w:vAlign w:val="center"/>
+          </w:tcPr>
+          <w:p>
+            <w:pPr>
+              <w:spacing w:after="0"/>
+            </w:pPr>
+            <w:r>
+              <w:rPr>
+                <w:color w:val="282C34"/>
+                <w:sz w:val="18"/>
+              </w:rPr>
+              <w:t>High-voltage switching node ($0\,\text{V} \dots V_{IN} + \</w:t>
+            </w:r>
+          </w:p>
+        </w:tc>
+        <w:tc>
+          <w:tcPr>
+            <w:tcW w:type="dxa" w:w="1958"/>
+            <w:shd w:fill="F4F7F9"/>
+            <w:tcMar>
+              <w:top w:w="80" w:type="dxa"/>
+              <w:bottom w:w="80" w:type="dxa"/>
+              <w:left w:w="120" w:type="dxa"/>
+              <w:right w:w="120" w:type="dxa"/>
+            </w:tcMar>
+            <w:vAlign w:val="center"/>
+          </w:tcPr>
+          <w:p>
+            <w:pPr>
+              <w:spacing w:after="0"/>
+            </w:pPr>
+            <w:r>
+              <w:rPr>
+                <w:color w:val="282C34"/>
+                <w:sz w:val="18"/>
+              </w:rPr>
+              <w:t>V_o\</w:t>
+            </w:r>
+          </w:p>
+        </w:tc>
+      </w:tr>
+      <w:tr>
+        <w:tc>
+          <w:tcPr>
+            <w:tcW w:type="dxa" w:w="1958"/>
+            <w:tcMar>
+              <w:top w:w="80" w:type="dxa"/>
+              <w:bottom w:w="80" w:type="dxa"/>
+              <w:left w:w="120" w:type="dxa"/>
+              <w:right w:w="120" w:type="dxa"/>
+            </w:tcMar>
+            <w:vAlign w:val="center"/>
+          </w:tcPr>
+          <w:p>
+            <w:pPr>
+              <w:spacing w:after="0"/>
+            </w:pPr>
+            <w:r>
+              <w:rPr>
+                <w:b/>
+                <w:color w:val="282C34"/>
+                <w:sz w:val="18"/>
+              </w:rPr>
+              <w:t>SW2 (Switch Node 2)</w:t>
+            </w:r>
+          </w:p>
+        </w:tc>
+        <w:tc>
+          <w:tcPr>
+            <w:tcW w:type="dxa" w:w="1958"/>
+            <w:tcMar>
+              <w:top w:w="80" w:type="dxa"/>
+              <w:bottom w:w="80" w:type="dxa"/>
+              <w:left w:w="120" w:type="dxa"/>
+              <w:right w:w="120" w:type="dxa"/>
+            </w:tcMar>
+            <w:vAlign w:val="center"/>
+          </w:tcPr>
+          <w:p>
+            <w:pPr>
+              <w:spacing w:after="0"/>
+            </w:pPr>
+            <w:r>
+              <w:rPr>
+                <w:color w:val="282C34"/>
+                <w:sz w:val="18"/>
+              </w:rPr>
+              <w:t xml:space="preserve">Transfer Capacitor </w:t>
+            </w:r>
+            <w:r>
+              <w:rPr>
+                <w:i/>
+                <w:color w:val="145AA0"/>
+                <w:sz w:val="18"/>
+              </w:rPr>
+              <w:t>C_1</w:t>
+            </w:r>
+            <w:r>
+              <w:rPr>
+                <w:color w:val="282C34"/>
+                <w:sz w:val="18"/>
+              </w:rPr>
+              <w:t xml:space="preserve"> Right Plate</w:t>
+            </w:r>
+          </w:p>
+        </w:tc>
+        <w:tc>
+          <w:tcPr>
+            <w:tcW w:type="dxa" w:w="1958"/>
+            <w:tcMar>
+              <w:top w:w="80" w:type="dxa"/>
+              <w:bottom w:w="80" w:type="dxa"/>
+              <w:left w:w="120" w:type="dxa"/>
+              <w:right w:w="120" w:type="dxa"/>
+            </w:tcMar>
+            <w:vAlign w:val="center"/>
+          </w:tcPr>
+          <w:p>
+            <w:pPr>
+              <w:spacing w:after="0"/>
+            </w:pPr>
+            <w:r>
+              <w:rPr>
+                <w:color w:val="282C34"/>
+                <w:sz w:val="18"/>
+              </w:rPr>
+              <w:t xml:space="preserve">Diode </w:t>
+            </w:r>
+            <w:r>
+              <w:rPr>
+                <w:i/>
+                <w:color w:val="145AA0"/>
+                <w:sz w:val="18"/>
+              </w:rPr>
+              <w:t>D_1</w:t>
+            </w:r>
+            <w:r>
+              <w:rPr>
+                <w:color w:val="282C34"/>
+                <w:sz w:val="18"/>
+              </w:rPr>
+              <w:t xml:space="preserve"> Cathode, Inductor </w:t>
+            </w:r>
+            <w:r>
+              <w:rPr>
+                <w:i/>
+                <w:color w:val="145AA0"/>
+                <w:sz w:val="18"/>
+              </w:rPr>
+              <w:t>L_2</w:t>
+            </w:r>
+            <w:r>
+              <w:rPr>
+                <w:color w:val="282C34"/>
+                <w:sz w:val="18"/>
+              </w:rPr>
+              <w:t xml:space="preserve"> Pin 1</w:t>
+            </w:r>
+          </w:p>
+        </w:tc>
+        <w:tc>
+          <w:tcPr>
+            <w:tcW w:type="dxa" w:w="1958"/>
+            <w:tcMar>
+              <w:top w:w="80" w:type="dxa"/>
+              <w:bottom w:w="80" w:type="dxa"/>
+              <w:left w:w="120" w:type="dxa"/>
+              <w:right w:w="120" w:type="dxa"/>
+            </w:tcMar>
+            <w:vAlign w:val="center"/>
+          </w:tcPr>
+          <w:p>
+            <w:pPr>
+              <w:spacing w:after="0"/>
+            </w:pPr>
+            <w:r>
+              <w:rPr>
+                <w:color w:val="282C34"/>
+                <w:sz w:val="18"/>
+              </w:rPr>
+              <w:t>Negative-swinging switching node</w:t>
+            </w:r>
+          </w:p>
+        </w:tc>
+        <w:tc>
+          <w:tcPr>
+            <w:tcW w:type="dxa" w:w="1958"/>
+            <w:tcMar>
+              <w:top w:w="80" w:type="dxa"/>
+              <w:bottom w:w="80" w:type="dxa"/>
+              <w:left w:w="120" w:type="dxa"/>
+              <w:right w:w="120" w:type="dxa"/>
+            </w:tcMar>
+            <w:vAlign w:val="center"/>
+          </w:tcPr>
+          <w:p>
+            <w:pPr>
+              <w:spacing w:after="0"/>
+            </w:pPr>
+            <w:r>
+              <w:rPr>
+                <w:color w:val="282C34"/>
+                <w:sz w:val="18"/>
+              </w:rPr>
+              <w:t>Swings between $-(V_{IN} + \</w:t>
+            </w:r>
+          </w:p>
+        </w:tc>
+      </w:tr>
+      <w:tr>
+        <w:tc>
+          <w:tcPr>
+            <w:tcW w:type="dxa" w:w="1958"/>
+            <w:shd w:fill="F4F7F9"/>
+            <w:tcMar>
+              <w:top w:w="80" w:type="dxa"/>
+              <w:bottom w:w="80" w:type="dxa"/>
+              <w:left w:w="120" w:type="dxa"/>
+              <w:right w:w="120" w:type="dxa"/>
+            </w:tcMar>
+            <w:vAlign w:val="center"/>
+          </w:tcPr>
+          <w:p>
+            <w:pPr>
+              <w:spacing w:after="0"/>
+            </w:pPr>
+            <w:r>
+              <w:rPr>
+                <w:b/>
+                <w:color w:val="282C34"/>
+                <w:sz w:val="18"/>
+              </w:rPr>
+              <w:t>-VOUT (Negative Rail)</w:t>
+            </w:r>
+          </w:p>
+        </w:tc>
+        <w:tc>
+          <w:tcPr>
+            <w:tcW w:type="dxa" w:w="1958"/>
+            <w:shd w:fill="F4F7F9"/>
+            <w:tcMar>
+              <w:top w:w="80" w:type="dxa"/>
+              <w:bottom w:w="80" w:type="dxa"/>
+              <w:left w:w="120" w:type="dxa"/>
+              <w:right w:w="120" w:type="dxa"/>
+            </w:tcMar>
+            <w:vAlign w:val="center"/>
+          </w:tcPr>
+          <w:p>
+            <w:pPr>
+              <w:spacing w:after="0"/>
+            </w:pPr>
+            <w:r>
+              <w:rPr>
+                <w:color w:val="282C34"/>
+                <w:sz w:val="18"/>
+              </w:rPr>
+              <w:t xml:space="preserve">Inductor </w:t>
+            </w:r>
+            <w:r>
+              <w:rPr>
+                <w:i/>
+                <w:color w:val="145AA0"/>
+                <w:sz w:val="18"/>
+              </w:rPr>
+              <w:t>L_2</w:t>
+            </w:r>
+            <w:r>
+              <w:rPr>
+                <w:color w:val="282C34"/>
+                <w:sz w:val="18"/>
+              </w:rPr>
+              <w:t xml:space="preserve"> Pin 2</w:t>
+            </w:r>
+          </w:p>
+        </w:tc>
+        <w:tc>
+          <w:tcPr>
+            <w:tcW w:type="dxa" w:w="1958"/>
+            <w:shd w:fill="F4F7F9"/>
+            <w:tcMar>
+              <w:top w:w="80" w:type="dxa"/>
+              <w:bottom w:w="80" w:type="dxa"/>
+              <w:left w:w="120" w:type="dxa"/>
+              <w:right w:w="120" w:type="dxa"/>
+            </w:tcMar>
+            <w:vAlign w:val="center"/>
+          </w:tcPr>
+          <w:p>
+            <w:pPr>
+              <w:spacing w:after="0"/>
+            </w:pPr>
+            <w:r>
+              <w:rPr>
+                <w:i/>
+                <w:color w:val="145AA0"/>
+                <w:sz w:val="18"/>
+              </w:rPr>
+              <w:t>C_{out</w:t>
+            </w:r>
+            <w:r>
+              <w:rPr>
+                <w:color w:val="282C34"/>
+                <w:sz w:val="18"/>
+              </w:rPr>
+              <w:t xml:space="preserve"> Negative terminal, Load (-)</w:t>
+            </w:r>
+          </w:p>
+        </w:tc>
+        <w:tc>
+          <w:tcPr>
+            <w:tcW w:type="dxa" w:w="1958"/>
+            <w:shd w:fill="F4F7F9"/>
+            <w:tcMar>
+              <w:top w:w="80" w:type="dxa"/>
+              <w:bottom w:w="80" w:type="dxa"/>
+              <w:left w:w="120" w:type="dxa"/>
+              <w:right w:w="120" w:type="dxa"/>
+            </w:tcMar>
+            <w:vAlign w:val="center"/>
+          </w:tcPr>
+          <w:p>
+            <w:pPr>
+              <w:spacing w:after="0"/>
+            </w:pPr>
+            <w:r>
+              <w:rPr>
+                <w:color w:val="282C34"/>
+                <w:sz w:val="18"/>
+              </w:rPr>
+              <w:t>Continuous-current regulated negative rail</w:t>
+            </w:r>
+          </w:p>
+        </w:tc>
+        <w:tc>
+          <w:tcPr>
+            <w:tcW w:type="dxa" w:w="1958"/>
+            <w:shd w:fill="F4F7F9"/>
+            <w:tcMar>
+              <w:top w:w="80" w:type="dxa"/>
+              <w:bottom w:w="80" w:type="dxa"/>
+              <w:left w:w="120" w:type="dxa"/>
+              <w:right w:w="120" w:type="dxa"/>
+            </w:tcMar>
+            <w:vAlign w:val="center"/>
+          </w:tcPr>
+          <w:p>
+            <w:pPr>
+              <w:spacing w:after="0"/>
+            </w:pPr>
+            <w:r>
+              <w:rPr>
+                <w:color w:val="282C34"/>
+                <w:sz w:val="18"/>
+              </w:rPr>
+              <w:t xml:space="preserve">Because </w:t>
+            </w:r>
+            <w:r>
+              <w:rPr>
+                <w:i/>
+                <w:color w:val="145AA0"/>
+                <w:sz w:val="18"/>
+              </w:rPr>
+              <w:t>L_2</w:t>
+            </w:r>
+            <w:r>
+              <w:rPr>
+                <w:color w:val="282C34"/>
+                <w:sz w:val="18"/>
+              </w:rPr>
+              <w:t xml:space="preserve"> is in series with output, output ripple current is pure triangular and very low.</w:t>
+            </w:r>
+          </w:p>
+        </w:tc>
+      </w:tr>
+      <w:tr>
+        <w:tc>
+          <w:tcPr>
+            <w:tcW w:type="dxa" w:w="1958"/>
+            <w:tcMar>
+              <w:top w:w="80" w:type="dxa"/>
+              <w:bottom w:w="80" w:type="dxa"/>
+              <w:left w:w="120" w:type="dxa"/>
+              <w:right w:w="120" w:type="dxa"/>
+            </w:tcMar>
+            <w:vAlign w:val="center"/>
+          </w:tcPr>
+          <w:p>
+            <w:pPr>
+              <w:spacing w:after="0"/>
+            </w:pPr>
+            <w:r>
+              <w:rPr>
+                <w:b/>
+                <w:color w:val="282C34"/>
+                <w:sz w:val="18"/>
+              </w:rPr>
+              <w:t>PGND</w:t>
+            </w:r>
+          </w:p>
+        </w:tc>
+        <w:tc>
+          <w:tcPr>
+            <w:tcW w:type="dxa" w:w="1958"/>
+            <w:tcMar>
+              <w:top w:w="80" w:type="dxa"/>
+              <w:bottom w:w="80" w:type="dxa"/>
+              <w:left w:w="120" w:type="dxa"/>
+              <w:right w:w="120" w:type="dxa"/>
+            </w:tcMar>
+            <w:vAlign w:val="center"/>
+          </w:tcPr>
+          <w:p>
+            <w:pPr>
+              <w:spacing w:after="0"/>
+            </w:pPr>
+            <w:r>
+              <w:rPr>
+                <w:i/>
+                <w:color w:val="145AA0"/>
+                <w:sz w:val="18"/>
+              </w:rPr>
+              <w:t>C_{in</w:t>
+            </w:r>
+            <w:r>
+              <w:rPr>
+                <w:color w:val="282C34"/>
+                <w:sz w:val="18"/>
+              </w:rPr>
+              <w:t xml:space="preserve"> (-), </w:t>
+            </w:r>
+            <w:r>
+              <w:rPr>
+                <w:i/>
+                <w:color w:val="145AA0"/>
+                <w:sz w:val="18"/>
+              </w:rPr>
+              <w:t>R_{shunt</w:t>
+            </w:r>
+            <w:r>
+              <w:rPr>
+                <w:color w:val="282C34"/>
+                <w:sz w:val="18"/>
+              </w:rPr>
+              <w:t xml:space="preserve"> (-), Diode </w:t>
+            </w:r>
+            <w:r>
+              <w:rPr>
+                <w:i/>
+                <w:color w:val="145AA0"/>
+                <w:sz w:val="18"/>
+              </w:rPr>
+              <w:t>D_1</w:t>
+            </w:r>
+            <w:r>
+              <w:rPr>
+                <w:color w:val="282C34"/>
+                <w:sz w:val="18"/>
+              </w:rPr>
+              <w:t xml:space="preserve"> Anode, </w:t>
+            </w:r>
+            <w:r>
+              <w:rPr>
+                <w:i/>
+                <w:color w:val="145AA0"/>
+                <w:sz w:val="18"/>
+              </w:rPr>
+              <w:t>C_{out</w:t>
+            </w:r>
+            <w:r>
+              <w:rPr>
+                <w:color w:val="282C34"/>
+                <w:sz w:val="18"/>
+              </w:rPr>
+              <w:t xml:space="preserve"> (+)</w:t>
+            </w:r>
+          </w:p>
+        </w:tc>
+        <w:tc>
+          <w:tcPr>
+            <w:tcW w:type="dxa" w:w="1958"/>
+            <w:tcMar>
+              <w:top w:w="80" w:type="dxa"/>
+              <w:bottom w:w="80" w:type="dxa"/>
+              <w:left w:w="120" w:type="dxa"/>
+              <w:right w:w="120" w:type="dxa"/>
+            </w:tcMar>
+            <w:vAlign w:val="center"/>
+          </w:tcPr>
+          <w:p>
+            <w:pPr>
+              <w:spacing w:after="0"/>
+            </w:pPr>
+            <w:r>
+              <w:rPr>
+                <w:color w:val="282C34"/>
+                <w:sz w:val="18"/>
+              </w:rPr>
+              <w:t>System power ground return</w:t>
+            </w:r>
+          </w:p>
+        </w:tc>
+        <w:tc>
+          <w:tcPr>
+            <w:tcW w:type="dxa" w:w="1958"/>
+            <w:tcMar>
+              <w:top w:w="80" w:type="dxa"/>
+              <w:bottom w:w="80" w:type="dxa"/>
+              <w:left w:w="120" w:type="dxa"/>
+              <w:right w:w="120" w:type="dxa"/>
+            </w:tcMar>
+            <w:vAlign w:val="center"/>
+          </w:tcPr>
+          <w:p>
+            <w:pPr>
+              <w:spacing w:after="0"/>
+            </w:pPr>
+            <w:r>
+              <w:rPr>
+                <w:color w:val="282C34"/>
+                <w:sz w:val="18"/>
+              </w:rPr>
+              <w:t>Common zero-volt reference</w:t>
+            </w:r>
+          </w:p>
+        </w:tc>
+        <w:tc>
+          <w:tcPr>
+            <w:tcW w:type="dxa" w:w="1958"/>
+            <w:tcMar>
+              <w:top w:w="80" w:type="dxa"/>
+              <w:bottom w:w="80" w:type="dxa"/>
+              <w:left w:w="120" w:type="dxa"/>
+              <w:right w:w="120" w:type="dxa"/>
+            </w:tcMar>
+            <w:vAlign w:val="center"/>
+          </w:tcPr>
+          <w:p>
+            <w:pPr>
+              <w:spacing w:after="0"/>
+            </w:pPr>
+            <w:r>
+              <w:rPr>
+                <w:color w:val="282C34"/>
+                <w:sz w:val="18"/>
+              </w:rPr>
+              <w:t xml:space="preserve">Diode </w:t>
+            </w:r>
+            <w:r>
+              <w:rPr>
+                <w:i/>
+                <w:color w:val="145AA0"/>
+                <w:sz w:val="18"/>
+              </w:rPr>
+              <w:t>D_1</w:t>
+            </w:r>
+            <w:r>
+              <w:rPr>
+                <w:color w:val="282C34"/>
+                <w:sz w:val="18"/>
+              </w:rPr>
+              <w:t xml:space="preserve"> anode connects directly to PGND; carries continuous freewheeling return current.</w:t>
+            </w:r>
+          </w:p>
+        </w:tc>
+      </w:tr>
+    </w:tbl>
+    <w:p/>
+    <w:p>
+      <w:pPr>
+        <w:spacing w:before="160" w:after="80"/>
+      </w:pPr>
+      <w:r>
+        <w:rPr>
+          <w:b/>
+          <w:color w:val="4682B4"/>
+          <w:sz w:val="24"/>
+        </w:rPr>
+        <w:t>1.2 Component Bill of Materials &amp; Parametric Specifications:</w:t>
+      </w:r>
+    </w:p>
+    <w:tbl>
+      <w:tblPr>
+        <w:tblW w:type="auto" w:w="0"/>
+        <w:jc w:val="center"/>
+        <w:tblLook w:firstColumn="1" w:firstRow="1" w:lastColumn="0" w:lastRow="0" w:noHBand="0" w:noVBand="1" w:val="04A0"/>
+        <w:tblBorders>
+          <w:top w:val="single" w:sz="4" w:space="0" w:color="D0D7DE"/>
+          <w:left w:val="none"/>
+          <w:bottom w:val="single" w:sz="8" w:space="0" w:color="D0D7DE"/>
+          <w:right w:val="none"/>
+          <w:insideH w:val="single" w:sz="4" w:space="0" w:color="D0D7DE"/>
+          <w:insideV w:val="none"/>
+        </w:tblBorders>
+      </w:tblPr>
+      <w:tblGrid>
+        <w:gridCol w:w="1958"/>
+        <w:gridCol w:w="1958"/>
+        <w:gridCol w:w="1958"/>
+        <w:gridCol w:w="1958"/>
+        <w:gridCol w:w="1958"/>
+      </w:tblGrid>
+      <w:tr>
+        <w:tc>
+          <w:tcPr>
+            <w:tcW w:type="dxa" w:w="1958"/>
+            <w:shd w:fill="204A6E"/>
+            <w:tcMar>
+              <w:top w:w="100" w:type="dxa"/>
+              <w:bottom w:w="100" w:type="dxa"/>
+              <w:left w:w="120" w:type="dxa"/>
+              <w:right w:w="120" w:type="dxa"/>
+            </w:tcMar>
+            <w:vAlign w:val="center"/>
+          </w:tcPr>
+          <w:p>
+            <w:pPr>
+              <w:spacing w:after="0"/>
+            </w:pPr>
+            <w:r>
+              <w:rPr>
+                <w:b/>
+                <w:color w:val="FFFFFF"/>
+                <w:sz w:val="19"/>
+              </w:rPr>
+              <w:t>RefDes</w:t>
+            </w:r>
+          </w:p>
+        </w:tc>
+        <w:tc>
+          <w:tcPr>
+            <w:tcW w:type="dxa" w:w="1958"/>
+            <w:shd w:fill="204A6E"/>
+            <w:tcMar>
+              <w:top w:w="100" w:type="dxa"/>
+              <w:bottom w:w="100" w:type="dxa"/>
+              <w:left w:w="120" w:type="dxa"/>
+              <w:right w:w="120" w:type="dxa"/>
+            </w:tcMar>
+            <w:vAlign w:val="center"/>
+          </w:tcPr>
+          <w:p>
+            <w:pPr>
+              <w:spacing w:after="0"/>
+            </w:pPr>
+            <w:r>
+              <w:rPr>
+                <w:b/>
+                <w:color w:val="FFFFFF"/>
+                <w:sz w:val="19"/>
+              </w:rPr>
+              <w:t>Component Description</w:t>
+            </w:r>
+          </w:p>
+        </w:tc>
+        <w:tc>
+          <w:tcPr>
+            <w:tcW w:type="dxa" w:w="1958"/>
+            <w:shd w:fill="204A6E"/>
+            <w:tcMar>
+              <w:top w:w="100" w:type="dxa"/>
+              <w:bottom w:w="100" w:type="dxa"/>
+              <w:left w:w="120" w:type="dxa"/>
+              <w:right w:w="120" w:type="dxa"/>
+            </w:tcMar>
+            <w:vAlign w:val="center"/>
+          </w:tcPr>
+          <w:p>
+            <w:pPr>
+              <w:spacing w:after="0"/>
+            </w:pPr>
+            <w:r>
+              <w:rPr>
+                <w:b/>
+                <w:color w:val="FFFFFF"/>
+                <w:sz w:val="19"/>
+              </w:rPr>
+              <w:t>Manufacturer &amp; Part Number</w:t>
+            </w:r>
+          </w:p>
+        </w:tc>
+        <w:tc>
+          <w:tcPr>
+            <w:tcW w:type="dxa" w:w="1958"/>
+            <w:shd w:fill="204A6E"/>
+            <w:tcMar>
+              <w:top w:w="100" w:type="dxa"/>
+              <w:bottom w:w="100" w:type="dxa"/>
+              <w:left w:w="120" w:type="dxa"/>
+              <w:right w:w="120" w:type="dxa"/>
+            </w:tcMar>
+            <w:vAlign w:val="center"/>
+          </w:tcPr>
+          <w:p>
+            <w:pPr>
+              <w:spacing w:after="0"/>
+            </w:pPr>
+            <w:r>
+              <w:rPr>
+                <w:b/>
+                <w:color w:val="FFFFFF"/>
+                <w:sz w:val="19"/>
+              </w:rPr>
+              <w:t>Key Electrical Specifications</w:t>
+            </w:r>
+          </w:p>
+        </w:tc>
+        <w:tc>
+          <w:tcPr>
+            <w:tcW w:type="dxa" w:w="1958"/>
+            <w:shd w:fill="204A6E"/>
+            <w:tcMar>
+              <w:top w:w="100" w:type="dxa"/>
+              <w:bottom w:w="100" w:type="dxa"/>
+              <w:left w:w="120" w:type="dxa"/>
+              <w:right w:w="120" w:type="dxa"/>
+            </w:tcMar>
+            <w:vAlign w:val="center"/>
+          </w:tcPr>
+          <w:p>
+            <w:pPr>
+              <w:spacing w:after="0"/>
+            </w:pPr>
+            <w:r>
+              <w:rPr>
+                <w:b/>
+                <w:color w:val="FFFFFF"/>
+                <w:sz w:val="19"/>
+              </w:rPr>
+              <w:t>Critical Design Constraint</w:t>
+            </w:r>
+          </w:p>
+        </w:tc>
+      </w:tr>
+      <w:tr>
+        <w:tc>
+          <w:tcPr>
+            <w:tcW w:type="dxa" w:w="1958"/>
+            <w:tcMar>
+              <w:top w:w="80" w:type="dxa"/>
+              <w:bottom w:w="80" w:type="dxa"/>
+              <w:left w:w="120" w:type="dxa"/>
+              <w:right w:w="120" w:type="dxa"/>
+            </w:tcMar>
+            <w:vAlign w:val="center"/>
+          </w:tcPr>
+          <w:p>
+            <w:pPr>
+              <w:spacing w:after="0"/>
+            </w:pPr>
+            <w:r>
+              <w:rPr>
+                <w:b/>
+                <w:color w:val="282C34"/>
+                <w:sz w:val="18"/>
+              </w:rPr>
+              <w:t>$Q_1$</w:t>
+            </w:r>
+          </w:p>
+        </w:tc>
+        <w:tc>
+          <w:tcPr>
+            <w:tcW w:type="dxa" w:w="1958"/>
+            <w:tcMar>
+              <w:top w:w="80" w:type="dxa"/>
+              <w:bottom w:w="80" w:type="dxa"/>
+              <w:left w:w="120" w:type="dxa"/>
+              <w:right w:w="120" w:type="dxa"/>
+            </w:tcMar>
+            <w:vAlign w:val="center"/>
+          </w:tcPr>
+          <w:p>
+            <w:pPr>
+              <w:spacing w:after="0"/>
+            </w:pPr>
+            <w:r>
+              <w:rPr>
+                <w:color w:val="282C34"/>
+                <w:sz w:val="18"/>
+              </w:rPr>
+              <w:t>Low-Side N-MOSFET</w:t>
+            </w:r>
+          </w:p>
+        </w:tc>
+        <w:tc>
+          <w:tcPr>
+            <w:tcW w:type="dxa" w:w="1958"/>
+            <w:tcMar>
+              <w:top w:w="80" w:type="dxa"/>
+              <w:bottom w:w="80" w:type="dxa"/>
+              <w:left w:w="120" w:type="dxa"/>
+              <w:right w:w="120" w:type="dxa"/>
+            </w:tcMar>
+            <w:vAlign w:val="center"/>
+          </w:tcPr>
+          <w:p>
+            <w:pPr>
+              <w:spacing w:after="0"/>
+            </w:pPr>
+            <w:r>
+              <w:rPr>
+                <w:color w:val="282C34"/>
+                <w:sz w:val="18"/>
+              </w:rPr>
+              <w:t>Infineon BSC040N10NS5</w:t>
+            </w:r>
+          </w:p>
+        </w:tc>
+        <w:tc>
+          <w:tcPr>
+            <w:tcW w:type="dxa" w:w="1958"/>
+            <w:tcMar>
+              <w:top w:w="80" w:type="dxa"/>
+              <w:bottom w:w="80" w:type="dxa"/>
+              <w:left w:w="120" w:type="dxa"/>
+              <w:right w:w="120" w:type="dxa"/>
+            </w:tcMar>
+            <w:vAlign w:val="center"/>
+          </w:tcPr>
+          <w:p>
+            <w:pPr>
+              <w:spacing w:after="0"/>
+            </w:pPr>
+            <w:r>
+              <w:rPr>
+                <w:i/>
+                <w:color w:val="145AA0"/>
+                <w:sz w:val="18"/>
+              </w:rPr>
+              <w:t>V_{DS = 100\,V, I_D = 100\,A, R_{DS(on) = 4.0\,m\Omega, Q_g = 27\,nC</w:t>
+            </w:r>
+          </w:p>
+        </w:tc>
+        <w:tc>
+          <w:tcPr>
+            <w:tcW w:type="dxa" w:w="1958"/>
+            <w:tcMar>
+              <w:top w:w="80" w:type="dxa"/>
+              <w:bottom w:w="80" w:type="dxa"/>
+              <w:left w:w="120" w:type="dxa"/>
+              <w:right w:w="120" w:type="dxa"/>
+            </w:tcMar>
+            <w:vAlign w:val="center"/>
+          </w:tcPr>
+          <w:p>
+            <w:pPr>
+              <w:spacing w:after="0"/>
+            </w:pPr>
+            <w:r>
+              <w:rPr>
+                <w:color w:val="282C34"/>
+                <w:sz w:val="18"/>
+              </w:rPr>
+              <w:t xml:space="preserve">Low ground-referenced driver complexity; </w:t>
+            </w:r>
+            <w:r>
+              <w:rPr>
+                <w:i/>
+                <w:color w:val="145AA0"/>
+                <w:sz w:val="18"/>
+              </w:rPr>
+              <w:t>V_{DS</w:t>
+            </w:r>
+            <w:r>
+              <w:rPr>
+                <w:color w:val="282C34"/>
+                <w:sz w:val="18"/>
+              </w:rPr>
+              <w:t xml:space="preserve"> stress equals $V_{IN} + \</w:t>
+            </w:r>
+          </w:p>
+        </w:tc>
+      </w:tr>
+      <w:tr>
+        <w:tc>
+          <w:tcPr>
+            <w:tcW w:type="dxa" w:w="1958"/>
+            <w:shd w:fill="F4F7F9"/>
+            <w:tcMar>
+              <w:top w:w="80" w:type="dxa"/>
+              <w:bottom w:w="80" w:type="dxa"/>
+              <w:left w:w="120" w:type="dxa"/>
+              <w:right w:w="120" w:type="dxa"/>
+            </w:tcMar>
+            <w:vAlign w:val="center"/>
+          </w:tcPr>
+          <w:p>
+            <w:pPr>
+              <w:spacing w:after="0"/>
+            </w:pPr>
+            <w:r>
+              <w:rPr>
+                <w:b/>
+                <w:color w:val="282C34"/>
+                <w:sz w:val="18"/>
+              </w:rPr>
+              <w:t>$D_1$</w:t>
+            </w:r>
+          </w:p>
+        </w:tc>
+        <w:tc>
+          <w:tcPr>
+            <w:tcW w:type="dxa" w:w="1958"/>
+            <w:shd w:fill="F4F7F9"/>
+            <w:tcMar>
+              <w:top w:w="80" w:type="dxa"/>
+              <w:bottom w:w="80" w:type="dxa"/>
+              <w:left w:w="120" w:type="dxa"/>
+              <w:right w:w="120" w:type="dxa"/>
+            </w:tcMar>
+            <w:vAlign w:val="center"/>
+          </w:tcPr>
+          <w:p>
+            <w:pPr>
+              <w:spacing w:after="0"/>
+            </w:pPr>
+            <w:r>
+              <w:rPr>
+                <w:color w:val="282C34"/>
+                <w:sz w:val="18"/>
+              </w:rPr>
+              <w:t>Catch Schottky Diode</w:t>
+            </w:r>
+          </w:p>
+        </w:tc>
+        <w:tc>
+          <w:tcPr>
+            <w:tcW w:type="dxa" w:w="1958"/>
+            <w:shd w:fill="F4F7F9"/>
+            <w:tcMar>
+              <w:top w:w="80" w:type="dxa"/>
+              <w:bottom w:w="80" w:type="dxa"/>
+              <w:left w:w="120" w:type="dxa"/>
+              <w:right w:w="120" w:type="dxa"/>
+            </w:tcMar>
+            <w:vAlign w:val="center"/>
+          </w:tcPr>
+          <w:p>
+            <w:pPr>
+              <w:spacing w:after="0"/>
+            </w:pPr>
+            <w:r>
+              <w:rPr>
+                <w:color w:val="282C34"/>
+                <w:sz w:val="18"/>
+              </w:rPr>
+              <w:t>Vishay V30100P</w:t>
+            </w:r>
+          </w:p>
+        </w:tc>
+        <w:tc>
+          <w:tcPr>
+            <w:tcW w:type="dxa" w:w="1958"/>
+            <w:shd w:fill="F4F7F9"/>
+            <w:tcMar>
+              <w:top w:w="80" w:type="dxa"/>
+              <w:bottom w:w="80" w:type="dxa"/>
+              <w:left w:w="120" w:type="dxa"/>
+              <w:right w:w="120" w:type="dxa"/>
+            </w:tcMar>
+            <w:vAlign w:val="center"/>
+          </w:tcPr>
+          <w:p>
+            <w:pPr>
+              <w:spacing w:after="0"/>
+            </w:pPr>
+            <w:r>
+              <w:rPr>
+                <w:i/>
+                <w:color w:val="145AA0"/>
+                <w:sz w:val="18"/>
+              </w:rPr>
+              <w:t>V_{RRM = 100\,V, I_F = 30\,A, V_F = 0.55\,V, t_{rr &lt; 20\,ns</w:t>
+            </w:r>
+          </w:p>
+        </w:tc>
+        <w:tc>
+          <w:tcPr>
+            <w:tcW w:type="dxa" w:w="1958"/>
+            <w:shd w:fill="F4F7F9"/>
+            <w:tcMar>
+              <w:top w:w="80" w:type="dxa"/>
+              <w:bottom w:w="80" w:type="dxa"/>
+              <w:left w:w="120" w:type="dxa"/>
+              <w:right w:w="120" w:type="dxa"/>
+            </w:tcMar>
+            <w:vAlign w:val="center"/>
+          </w:tcPr>
+          <w:p>
+            <w:pPr>
+              <w:spacing w:after="0"/>
+            </w:pPr>
+            <w:r>
+              <w:rPr>
+                <w:color w:val="282C34"/>
+                <w:sz w:val="18"/>
+              </w:rPr>
+              <w:t xml:space="preserve">Anode grounded; cathode tied to </w:t>
+            </w:r>
+            <w:r>
+              <w:rPr>
+                <w:i/>
+                <w:color w:val="145AA0"/>
+                <w:sz w:val="18"/>
+              </w:rPr>
+              <w:t>C_1/L_2</w:t>
+            </w:r>
+            <w:r>
+              <w:rPr>
+                <w:color w:val="282C34"/>
+                <w:sz w:val="18"/>
+              </w:rPr>
+              <w:t xml:space="preserve">. Must handle combined current </w:t>
+            </w:r>
+            <w:r>
+              <w:rPr>
+                <w:i/>
+                <w:color w:val="145AA0"/>
+                <w:sz w:val="18"/>
+              </w:rPr>
+              <w:t>I_{L1 + I_{L2</w:t>
+            </w:r>
+            <w:r>
+              <w:rPr>
+                <w:color w:val="282C34"/>
+                <w:sz w:val="18"/>
+              </w:rPr>
+              <w:t>.</w:t>
+            </w:r>
+          </w:p>
+        </w:tc>
+      </w:tr>
+      <w:tr>
+        <w:tc>
+          <w:tcPr>
+            <w:tcW w:type="dxa" w:w="1958"/>
+            <w:tcMar>
+              <w:top w:w="80" w:type="dxa"/>
+              <w:bottom w:w="80" w:type="dxa"/>
+              <w:left w:w="120" w:type="dxa"/>
+              <w:right w:w="120" w:type="dxa"/>
+            </w:tcMar>
+            <w:vAlign w:val="center"/>
+          </w:tcPr>
+          <w:p>
+            <w:pPr>
+              <w:spacing w:after="0"/>
+            </w:pPr>
+            <w:r>
+              <w:rPr>
+                <w:b/>
+                <w:color w:val="282C34"/>
+                <w:sz w:val="18"/>
+              </w:rPr>
+              <w:t>$C_1$</w:t>
+            </w:r>
+          </w:p>
+        </w:tc>
+        <w:tc>
+          <w:tcPr>
+            <w:tcW w:type="dxa" w:w="1958"/>
+            <w:tcMar>
+              <w:top w:w="80" w:type="dxa"/>
+              <w:bottom w:w="80" w:type="dxa"/>
+              <w:left w:w="120" w:type="dxa"/>
+              <w:right w:w="120" w:type="dxa"/>
+            </w:tcMar>
+            <w:vAlign w:val="center"/>
+          </w:tcPr>
+          <w:p>
+            <w:pPr>
+              <w:spacing w:after="0"/>
+            </w:pPr>
+            <w:r>
+              <w:rPr>
+                <w:color w:val="282C34"/>
+                <w:sz w:val="18"/>
+              </w:rPr>
+              <w:t>Energy Transfer Capacitor</w:t>
+            </w:r>
+          </w:p>
+        </w:tc>
+        <w:tc>
+          <w:tcPr>
+            <w:tcW w:type="dxa" w:w="1958"/>
+            <w:tcMar>
+              <w:top w:w="80" w:type="dxa"/>
+              <w:bottom w:w="80" w:type="dxa"/>
+              <w:left w:w="120" w:type="dxa"/>
+              <w:right w:w="120" w:type="dxa"/>
+            </w:tcMar>
+            <w:vAlign w:val="center"/>
+          </w:tcPr>
+          <w:p>
+            <w:pPr>
+              <w:spacing w:after="0"/>
+            </w:pPr>
+            <w:r>
+              <w:rPr>
+                <w:color w:val="282C34"/>
+                <w:sz w:val="18"/>
+              </w:rPr>
+              <w:t>TDK C3225X7R1H106M</w:t>
+            </w:r>
+          </w:p>
+        </w:tc>
+        <w:tc>
+          <w:tcPr>
+            <w:tcW w:type="dxa" w:w="1958"/>
+            <w:tcMar>
+              <w:top w:w="80" w:type="dxa"/>
+              <w:bottom w:w="80" w:type="dxa"/>
+              <w:left w:w="120" w:type="dxa"/>
+              <w:right w:w="120" w:type="dxa"/>
+            </w:tcMar>
+            <w:vAlign w:val="center"/>
+          </w:tcPr>
+          <w:p>
+            <w:pPr>
+              <w:spacing w:after="0"/>
+            </w:pPr>
+            <w:r>
+              <w:rPr>
+                <w:i/>
+                <w:color w:val="145AA0"/>
+                <w:sz w:val="18"/>
+              </w:rPr>
+              <w:t>10\,µF, 50\,V, X7R Ceramic, 1210</w:t>
+            </w:r>
+            <w:r>
+              <w:rPr>
+                <w:color w:val="282C34"/>
+                <w:sz w:val="18"/>
+              </w:rPr>
+              <w:t xml:space="preserve"> package</w:t>
+            </w:r>
+          </w:p>
+        </w:tc>
+        <w:tc>
+          <w:tcPr>
+            <w:tcW w:type="dxa" w:w="1958"/>
+            <w:tcMar>
+              <w:top w:w="80" w:type="dxa"/>
+              <w:bottom w:w="80" w:type="dxa"/>
+              <w:left w:w="120" w:type="dxa"/>
+              <w:right w:w="120" w:type="dxa"/>
+            </w:tcMar>
+            <w:vAlign w:val="center"/>
+          </w:tcPr>
+          <w:p>
+            <w:pPr>
+              <w:spacing w:after="0"/>
+            </w:pPr>
+            <w:r>
+              <w:rPr>
+                <w:b/>
+                <w:color w:val="282C34"/>
+                <w:sz w:val="18"/>
+              </w:rPr>
+              <w:t>Crucial Component</w:t>
+            </w:r>
+            <w:r>
+              <w:rPr>
+                <w:color w:val="282C34"/>
+                <w:sz w:val="18"/>
+              </w:rPr>
+              <w:t>: Carries full AC load current ripple (</w:t>
+            </w:r>
+            <w:r>
+              <w:rPr>
+                <w:i/>
+                <w:color w:val="145AA0"/>
+                <w:sz w:val="18"/>
+              </w:rPr>
+              <w:t>I_{C1,rms \approx 4.5\,A</w:t>
+            </w:r>
+            <w:r>
+              <w:rPr>
+                <w:color w:val="282C34"/>
+                <w:sz w:val="18"/>
+              </w:rPr>
+              <w:t>); must use low-loss MLCC or film.</w:t>
+            </w:r>
+          </w:p>
+        </w:tc>
+      </w:tr>
+      <w:tr>
+        <w:tc>
+          <w:tcPr>
+            <w:tcW w:type="dxa" w:w="1958"/>
+            <w:shd w:fill="F4F7F9"/>
+            <w:tcMar>
+              <w:top w:w="80" w:type="dxa"/>
+              <w:bottom w:w="80" w:type="dxa"/>
+              <w:left w:w="120" w:type="dxa"/>
+              <w:right w:w="120" w:type="dxa"/>
+            </w:tcMar>
+            <w:vAlign w:val="center"/>
+          </w:tcPr>
+          <w:p>
+            <w:pPr>
+              <w:spacing w:after="0"/>
+            </w:pPr>
+            <w:r>
+              <w:rPr>
+                <w:b/>
+                <w:color w:val="282C34"/>
+                <w:sz w:val="18"/>
+              </w:rPr>
+              <w:t>$L_1, L_2$</w:t>
+            </w:r>
+          </w:p>
+        </w:tc>
+        <w:tc>
+          <w:tcPr>
+            <w:tcW w:type="dxa" w:w="1958"/>
+            <w:shd w:fill="F4F7F9"/>
+            <w:tcMar>
+              <w:top w:w="80" w:type="dxa"/>
+              <w:bottom w:w="80" w:type="dxa"/>
+              <w:left w:w="120" w:type="dxa"/>
+              <w:right w:w="120" w:type="dxa"/>
+            </w:tcMar>
+            <w:vAlign w:val="center"/>
+          </w:tcPr>
+          <w:p>
+            <w:pPr>
+              <w:spacing w:after="0"/>
+            </w:pPr>
+            <w:r>
+              <w:rPr>
+                <w:color w:val="282C34"/>
+                <w:sz w:val="18"/>
+              </w:rPr>
+              <w:t>Coupled / Dual Inductors</w:t>
+            </w:r>
+          </w:p>
+        </w:tc>
+        <w:tc>
+          <w:tcPr>
+            <w:tcW w:type="dxa" w:w="1958"/>
+            <w:shd w:fill="F4F7F9"/>
+            <w:tcMar>
+              <w:top w:w="80" w:type="dxa"/>
+              <w:bottom w:w="80" w:type="dxa"/>
+              <w:left w:w="120" w:type="dxa"/>
+              <w:right w:w="120" w:type="dxa"/>
+            </w:tcMar>
+            <w:vAlign w:val="center"/>
+          </w:tcPr>
+          <w:p>
+            <w:pPr>
+              <w:spacing w:after="0"/>
+            </w:pPr>
+            <w:r>
+              <w:rPr>
+                <w:color w:val="282C34"/>
+                <w:sz w:val="18"/>
+              </w:rPr>
+              <w:t>Würth Elektronik 7443320330</w:t>
+            </w:r>
+          </w:p>
+        </w:tc>
+        <w:tc>
+          <w:tcPr>
+            <w:tcW w:type="dxa" w:w="1958"/>
+            <w:shd w:fill="F4F7F9"/>
+            <w:tcMar>
+              <w:top w:w="80" w:type="dxa"/>
+              <w:bottom w:w="80" w:type="dxa"/>
+              <w:left w:w="120" w:type="dxa"/>
+              <w:right w:w="120" w:type="dxa"/>
+            </w:tcMar>
+            <w:vAlign w:val="center"/>
+          </w:tcPr>
+          <w:p>
+            <w:pPr>
+              <w:spacing w:after="0"/>
+            </w:pPr>
+            <w:r>
+              <w:rPr>
+                <w:i/>
+                <w:color w:val="145AA0"/>
+                <w:sz w:val="18"/>
+              </w:rPr>
+              <w:t>2 × 33\,µH, I_{sat = 6.2\,A, DCR = 16\,m\Omega</w:t>
+            </w:r>
+          </w:p>
+        </w:tc>
+        <w:tc>
+          <w:tcPr>
+            <w:tcW w:type="dxa" w:w="1958"/>
+            <w:shd w:fill="F4F7F9"/>
+            <w:tcMar>
+              <w:top w:w="80" w:type="dxa"/>
+              <w:bottom w:w="80" w:type="dxa"/>
+              <w:left w:w="120" w:type="dxa"/>
+              <w:right w:w="120" w:type="dxa"/>
+            </w:tcMar>
+            <w:vAlign w:val="center"/>
+          </w:tcPr>
+          <w:p>
+            <w:pPr>
+              <w:spacing w:after="0"/>
+            </w:pPr>
+            <w:r>
+              <w:rPr>
+                <w:color w:val="282C34"/>
+                <w:sz w:val="18"/>
+              </w:rPr>
+              <w:t>Can be wound on a single shared core to steer ripple to zero on either input or output side!</w:t>
+            </w:r>
+          </w:p>
+        </w:tc>
+      </w:tr>
+      <w:tr>
+        <w:tc>
+          <w:tcPr>
+            <w:tcW w:type="dxa" w:w="1958"/>
+            <w:tcMar>
+              <w:top w:w="80" w:type="dxa"/>
+              <w:bottom w:w="80" w:type="dxa"/>
+              <w:left w:w="120" w:type="dxa"/>
+              <w:right w:w="120" w:type="dxa"/>
+            </w:tcMar>
+            <w:vAlign w:val="center"/>
+          </w:tcPr>
+          <w:p>
+            <w:pPr>
+              <w:spacing w:after="0"/>
+            </w:pPr>
+            <w:r>
+              <w:rPr>
+                <w:b/>
+                <w:color w:val="282C34"/>
+                <w:sz w:val="18"/>
+              </w:rPr>
+              <w:t>$C_{out,bulk}$</w:t>
+            </w:r>
+          </w:p>
+        </w:tc>
+        <w:tc>
+          <w:tcPr>
+            <w:tcW w:type="dxa" w:w="1958"/>
+            <w:tcMar>
+              <w:top w:w="80" w:type="dxa"/>
+              <w:bottom w:w="80" w:type="dxa"/>
+              <w:left w:w="120" w:type="dxa"/>
+              <w:right w:w="120" w:type="dxa"/>
+            </w:tcMar>
+            <w:vAlign w:val="center"/>
+          </w:tcPr>
+          <w:p>
+            <w:pPr>
+              <w:spacing w:after="0"/>
+            </w:pPr>
+            <w:r>
+              <w:rPr>
+                <w:color w:val="282C34"/>
+                <w:sz w:val="18"/>
+              </w:rPr>
+              <w:t>Output Bulk Capacitor</w:t>
+            </w:r>
+          </w:p>
+        </w:tc>
+        <w:tc>
+          <w:tcPr>
+            <w:tcW w:type="dxa" w:w="1958"/>
+            <w:tcMar>
+              <w:top w:w="80" w:type="dxa"/>
+              <w:bottom w:w="80" w:type="dxa"/>
+              <w:left w:w="120" w:type="dxa"/>
+              <w:right w:w="120" w:type="dxa"/>
+            </w:tcMar>
+            <w:vAlign w:val="center"/>
+          </w:tcPr>
+          <w:p>
+            <w:pPr>
+              <w:spacing w:after="0"/>
+            </w:pPr>
+            <w:r>
+              <w:rPr>
+                <w:color w:val="282C34"/>
+                <w:sz w:val="18"/>
+              </w:rPr>
+              <w:t>Panasonic 25SVPF220M</w:t>
+            </w:r>
+          </w:p>
+        </w:tc>
+        <w:tc>
+          <w:tcPr>
+            <w:tcW w:type="dxa" w:w="1958"/>
+            <w:tcMar>
+              <w:top w:w="80" w:type="dxa"/>
+              <w:bottom w:w="80" w:type="dxa"/>
+              <w:left w:w="120" w:type="dxa"/>
+              <w:right w:w="120" w:type="dxa"/>
+            </w:tcMar>
+            <w:vAlign w:val="center"/>
+          </w:tcPr>
+          <w:p>
+            <w:pPr>
+              <w:spacing w:after="0"/>
+            </w:pPr>
+            <w:r>
+              <w:rPr>
+                <w:i/>
+                <w:color w:val="145AA0"/>
+                <w:sz w:val="18"/>
+              </w:rPr>
+              <w:t>2 × 220\,µF, 25\,V, OS-CON Polymer, ESR = 12\,m\Omega</w:t>
+            </w:r>
+          </w:p>
+        </w:tc>
+        <w:tc>
+          <w:tcPr>
+            <w:tcW w:type="dxa" w:w="1958"/>
+            <w:tcMar>
+              <w:top w:w="80" w:type="dxa"/>
+              <w:bottom w:w="80" w:type="dxa"/>
+              <w:left w:w="120" w:type="dxa"/>
+              <w:right w:w="120" w:type="dxa"/>
+            </w:tcMar>
+            <w:vAlign w:val="center"/>
+          </w:tcPr>
+          <w:p>
+            <w:pPr>
+              <w:spacing w:after="0"/>
+            </w:pPr>
+            <w:r>
+              <w:rPr>
+                <w:color w:val="282C34"/>
+                <w:sz w:val="18"/>
+              </w:rPr>
+              <w:t xml:space="preserve">Positive terminal grounded; negative terminal connected to </w:t>
+            </w:r>
+            <w:r>
+              <w:rPr>
+                <w:i/>
+                <w:color w:val="145AA0"/>
+                <w:sz w:val="18"/>
+              </w:rPr>
+              <w:t>-V_{OUT</w:t>
+            </w:r>
+            <w:r>
+              <w:rPr>
+                <w:color w:val="282C34"/>
+                <w:sz w:val="18"/>
+              </w:rPr>
+              <w:t>.</w:t>
             </w:r>
           </w:p>
         </w:tc>

--- a/vvdn/converters/dc-dc/non-isolated/cuk-converter.docx
+++ b/vvdn/converters/dc-dc/non-isolated/cuk-converter.docx
@@ -129,82 +129,7 @@
           <w:color w:val="282C34"/>
           <w:sz w:val="21"/>
         </w:rPr>
-        <w:t xml:space="preserve"> comprises two inductors (</w:t>
-      </w:r>
-      <w:r>
-        <w:rPr>
-          <w:i/>
-          <w:color w:val="145AA0"/>
-          <w:sz w:val="21"/>
-        </w:rPr>
-        <w:t>L_1, L_2</w:t>
-      </w:r>
-      <w:r>
-        <w:rPr>
-          <w:color w:val="282C34"/>
-          <w:sz w:val="21"/>
-        </w:rPr>
-        <w:t>), an active switch (</w:t>
-      </w:r>
-      <w:r>
-        <w:rPr>
-          <w:i/>
-          <w:color w:val="145AA0"/>
-          <w:sz w:val="21"/>
-        </w:rPr>
-        <w:t>Q_1</w:t>
-      </w:r>
-      <w:r>
-        <w:rPr>
-          <w:color w:val="282C34"/>
-          <w:sz w:val="21"/>
-        </w:rPr>
-        <w:t>), a diode (</w:t>
-      </w:r>
-      <w:r>
-        <w:rPr>
-          <w:i/>
-          <w:color w:val="145AA0"/>
-          <w:sz w:val="21"/>
-        </w:rPr>
-        <w:t>D_1</w:t>
-      </w:r>
-      <w:r>
-        <w:rPr>
-          <w:color w:val="282C34"/>
-          <w:sz w:val="21"/>
-        </w:rPr>
-        <w:t>), an energy-transfer coupling capacitor (</w:t>
-      </w:r>
-      <w:r>
-        <w:rPr>
-          <w:i/>
-          <w:color w:val="145AA0"/>
-          <w:sz w:val="21"/>
-        </w:rPr>
-        <w:t>C_1</w:t>
-      </w:r>
-      <w:r>
-        <w:rPr>
-          <w:color w:val="282C34"/>
-          <w:sz w:val="21"/>
-        </w:rPr>
-        <w:t>), and an output filter capacitor (</w:t>
-      </w:r>
-      <w:r>
-        <w:rPr>
-          <w:i/>
-          <w:color w:val="145AA0"/>
-          <w:sz w:val="21"/>
-        </w:rPr>
-        <w:t>C_o</w:t>
-      </w:r>
-      <w:r>
-        <w:rPr>
-          <w:color w:val="282C34"/>
-          <w:sz w:val="21"/>
-        </w:rPr>
-        <w:t>):</w:t>
+        <w:t xml:space="preserve"> comprises two inductors (L_1, L_2), an active switch (Q_1), a diode (D_1), an energy-transfer coupling capacitor (C_1), and an output filter capacitor (C_o):</w:t>
       </w:r>
     </w:p>
     <w:tbl>
@@ -602,22 +527,7 @@
                 <w:color w:val="282C34"/>
                 <w:sz w:val="18"/>
               </w:rPr>
-              <w:t xml:space="preserve">Fuse </w:t>
-            </w:r>
-            <w:r>
-              <w:rPr>
-                <w:i/>
-                <w:color w:val="145AA0"/>
-                <w:sz w:val="18"/>
-              </w:rPr>
-              <w:t>F_1</w:t>
-            </w:r>
-            <w:r>
-              <w:rPr>
-                <w:color w:val="282C34"/>
-                <w:sz w:val="18"/>
-              </w:rPr>
-              <w:t xml:space="preserve"> Output</w:t>
+              <w:t>Fuse F_1 Output</w:t>
             </w:r>
           </w:p>
         </w:tc>
@@ -638,33 +548,10 @@
             </w:pPr>
             <w:r>
               <w:rPr>
-                <w:i/>
-                <w:color w:val="145AA0"/>
-                <w:sz w:val="18"/>
-              </w:rPr>
-              <w:t>C_{in</w:t>
-            </w:r>
-            <w:r>
-              <w:rPr>
                 <w:color w:val="282C34"/>
                 <w:sz w:val="18"/>
               </w:rPr>
-              <w:t xml:space="preserve"> bank (+), Inductor </w:t>
-            </w:r>
-            <w:r>
-              <w:rPr>
-                <w:i/>
-                <w:color w:val="145AA0"/>
-                <w:sz w:val="18"/>
-              </w:rPr>
-              <w:t>L_1</w:t>
-            </w:r>
-            <w:r>
-              <w:rPr>
-                <w:color w:val="282C34"/>
-                <w:sz w:val="18"/>
-              </w:rPr>
-              <w:t xml:space="preserve"> Pin 1</w:t>
+              <w:t>C_in bank (+), Inductor L_1 Pin 1</w:t>
             </w:r>
           </w:p>
         </w:tc>
@@ -712,22 +599,7 @@
                 <w:color w:val="282C34"/>
                 <w:sz w:val="18"/>
               </w:rPr>
-              <w:t xml:space="preserve">Carries smooth DC current with minimal ripple due to input inductor </w:t>
-            </w:r>
-            <w:r>
-              <w:rPr>
-                <w:i/>
-                <w:color w:val="145AA0"/>
-                <w:sz w:val="18"/>
-              </w:rPr>
-              <w:t>L_1</w:t>
-            </w:r>
-            <w:r>
-              <w:rPr>
-                <w:color w:val="282C34"/>
-                <w:sz w:val="18"/>
-              </w:rPr>
-              <w:t>.</w:t>
+              <w:t>Carries smooth DC current with minimal ripple due to input inductor L_1.</w:t>
             </w:r>
           </w:p>
         </w:tc>
@@ -780,37 +652,7 @@
                 <w:color w:val="282C34"/>
                 <w:sz w:val="18"/>
               </w:rPr>
-              <w:t xml:space="preserve">Inductor </w:t>
-            </w:r>
-            <w:r>
-              <w:rPr>
-                <w:i/>
-                <w:color w:val="145AA0"/>
-                <w:sz w:val="18"/>
-              </w:rPr>
-              <w:t>L_1</w:t>
-            </w:r>
-            <w:r>
-              <w:rPr>
-                <w:color w:val="282C34"/>
-                <w:sz w:val="18"/>
-              </w:rPr>
-              <w:t xml:space="preserve"> Pin 2, </w:t>
-            </w:r>
-            <w:r>
-              <w:rPr>
-                <w:i/>
-                <w:color w:val="145AA0"/>
-                <w:sz w:val="18"/>
-              </w:rPr>
-              <w:t>Q_1</w:t>
-            </w:r>
-            <w:r>
-              <w:rPr>
-                <w:color w:val="282C34"/>
-                <w:sz w:val="18"/>
-              </w:rPr>
-              <w:t xml:space="preserve"> Drain</w:t>
+              <w:t>Inductor L_1 Pin 2, Q_1 Drain</w:t>
             </w:r>
           </w:p>
         </w:tc>
@@ -835,22 +677,7 @@
                 <w:color w:val="282C34"/>
                 <w:sz w:val="18"/>
               </w:rPr>
-              <w:t xml:space="preserve">Transfer Capacitor </w:t>
-            </w:r>
-            <w:r>
-              <w:rPr>
-                <w:i/>
-                <w:color w:val="145AA0"/>
-                <w:sz w:val="18"/>
-              </w:rPr>
-              <w:t>C_1</w:t>
-            </w:r>
-            <w:r>
-              <w:rPr>
-                <w:color w:val="282C34"/>
-                <w:sz w:val="18"/>
-              </w:rPr>
-              <w:t xml:space="preserve"> Left Plate, Snubber</w:t>
+              <w:t>Transfer Capacitor C_1 Left Plate, Snubber</w:t>
             </w:r>
           </w:p>
         </w:tc>
@@ -875,7 +702,7 @@
                 <w:color w:val="282C34"/>
                 <w:sz w:val="18"/>
               </w:rPr>
-              <w:t>High-voltage switching node ($0\,\text{V} \dots V_{IN} + \</w:t>
+              <w:t>High-voltage switching node (0 V ... V_IN + \</w:t>
             </w:r>
           </w:p>
         </w:tc>
@@ -951,22 +778,7 @@
                 <w:color w:val="282C34"/>
                 <w:sz w:val="18"/>
               </w:rPr>
-              <w:t xml:space="preserve">Transfer Capacitor </w:t>
-            </w:r>
-            <w:r>
-              <w:rPr>
-                <w:i/>
-                <w:color w:val="145AA0"/>
-                <w:sz w:val="18"/>
-              </w:rPr>
-              <w:t>C_1</w:t>
-            </w:r>
-            <w:r>
-              <w:rPr>
-                <w:color w:val="282C34"/>
-                <w:sz w:val="18"/>
-              </w:rPr>
-              <w:t xml:space="preserve"> Right Plate</w:t>
+              <w:t>Transfer Capacitor C_1 Right Plate</w:t>
             </w:r>
           </w:p>
         </w:tc>
@@ -990,37 +802,7 @@
                 <w:color w:val="282C34"/>
                 <w:sz w:val="18"/>
               </w:rPr>
-              <w:t xml:space="preserve">Diode </w:t>
-            </w:r>
-            <w:r>
-              <w:rPr>
-                <w:i/>
-                <w:color w:val="145AA0"/>
-                <w:sz w:val="18"/>
-              </w:rPr>
-              <w:t>D_1</w:t>
-            </w:r>
-            <w:r>
-              <w:rPr>
-                <w:color w:val="282C34"/>
-                <w:sz w:val="18"/>
-              </w:rPr>
-              <w:t xml:space="preserve"> Cathode, Inductor </w:t>
-            </w:r>
-            <w:r>
-              <w:rPr>
-                <w:i/>
-                <w:color w:val="145AA0"/>
-                <w:sz w:val="18"/>
-              </w:rPr>
-              <w:t>L_2</w:t>
-            </w:r>
-            <w:r>
-              <w:rPr>
-                <w:color w:val="282C34"/>
-                <w:sz w:val="18"/>
-              </w:rPr>
-              <w:t xml:space="preserve"> Pin 1</w:t>
+              <w:t>Diode D_1 Cathode, Inductor L_2 Pin 1</w:t>
             </w:r>
           </w:p>
         </w:tc>
@@ -1068,7 +850,7 @@
                 <w:color w:val="282C34"/>
                 <w:sz w:val="18"/>
               </w:rPr>
-              <w:t>Swings between $-(V_{IN} + \</w:t>
+              <w:t>Swings between -(V_IN + \</w:t>
             </w:r>
           </w:p>
         </w:tc>
@@ -1121,22 +903,7 @@
                 <w:color w:val="282C34"/>
                 <w:sz w:val="18"/>
               </w:rPr>
-              <w:t xml:space="preserve">Inductor </w:t>
-            </w:r>
-            <w:r>
-              <w:rPr>
-                <w:i/>
-                <w:color w:val="145AA0"/>
-                <w:sz w:val="18"/>
-              </w:rPr>
-              <w:t>L_2</w:t>
-            </w:r>
-            <w:r>
-              <w:rPr>
-                <w:color w:val="282C34"/>
-                <w:sz w:val="18"/>
-              </w:rPr>
-              <w:t xml:space="preserve"> Pin 2</w:t>
+              <w:t>Inductor L_2 Pin 2</w:t>
             </w:r>
           </w:p>
         </w:tc>
@@ -1158,18 +925,10 @@
             </w:pPr>
             <w:r>
               <w:rPr>
-                <w:i/>
-                <w:color w:val="145AA0"/>
-                <w:sz w:val="18"/>
-              </w:rPr>
-              <w:t>C_{out</w:t>
-            </w:r>
-            <w:r>
-              <w:rPr>
                 <w:color w:val="282C34"/>
                 <w:sz w:val="18"/>
               </w:rPr>
-              <w:t xml:space="preserve"> Negative terminal, Load (-)</w:t>
+              <w:t>C_out Negative terminal, Load (-)</w:t>
             </w:r>
           </w:p>
         </w:tc>
@@ -1219,22 +978,7 @@
                 <w:color w:val="282C34"/>
                 <w:sz w:val="18"/>
               </w:rPr>
-              <w:t xml:space="preserve">Because </w:t>
-            </w:r>
-            <w:r>
-              <w:rPr>
-                <w:i/>
-                <w:color w:val="145AA0"/>
-                <w:sz w:val="18"/>
-              </w:rPr>
-              <w:t>L_2</w:t>
-            </w:r>
-            <w:r>
-              <w:rPr>
-                <w:color w:val="282C34"/>
-                <w:sz w:val="18"/>
-              </w:rPr>
-              <w:t xml:space="preserve"> is in series with output, output ripple current is pure triangular and very low.</w:t>
+              <w:t>Because L_2 is in series with output, output ripple current is pure triangular and very low.</w:t>
             </w:r>
           </w:p>
         </w:tc>
@@ -1282,63 +1026,10 @@
             </w:pPr>
             <w:r>
               <w:rPr>
-                <w:i/>
-                <w:color w:val="145AA0"/>
-                <w:sz w:val="18"/>
-              </w:rPr>
-              <w:t>C_{in</w:t>
-            </w:r>
-            <w:r>
-              <w:rPr>
                 <w:color w:val="282C34"/>
                 <w:sz w:val="18"/>
               </w:rPr>
-              <w:t xml:space="preserve"> (-), </w:t>
-            </w:r>
-            <w:r>
-              <w:rPr>
-                <w:i/>
-                <w:color w:val="145AA0"/>
-                <w:sz w:val="18"/>
-              </w:rPr>
-              <w:t>R_{shunt</w:t>
-            </w:r>
-            <w:r>
-              <w:rPr>
-                <w:color w:val="282C34"/>
-                <w:sz w:val="18"/>
-              </w:rPr>
-              <w:t xml:space="preserve"> (-), Diode </w:t>
-            </w:r>
-            <w:r>
-              <w:rPr>
-                <w:i/>
-                <w:color w:val="145AA0"/>
-                <w:sz w:val="18"/>
-              </w:rPr>
-              <w:t>D_1</w:t>
-            </w:r>
-            <w:r>
-              <w:rPr>
-                <w:color w:val="282C34"/>
-                <w:sz w:val="18"/>
-              </w:rPr>
-              <w:t xml:space="preserve"> Anode, </w:t>
-            </w:r>
-            <w:r>
-              <w:rPr>
-                <w:i/>
-                <w:color w:val="145AA0"/>
-                <w:sz w:val="18"/>
-              </w:rPr>
-              <w:t>C_{out</w:t>
-            </w:r>
-            <w:r>
-              <w:rPr>
-                <w:color w:val="282C34"/>
-                <w:sz w:val="18"/>
-              </w:rPr>
-              <w:t xml:space="preserve"> (+)</w:t>
+              <w:t>C_in (-), R_shunt (-), Diode D_1 Anode, C_out (+)</w:t>
             </w:r>
           </w:p>
         </w:tc>
@@ -1410,22 +1101,7 @@
                 <w:color w:val="282C34"/>
                 <w:sz w:val="18"/>
               </w:rPr>
-              <w:t xml:space="preserve">Diode </w:t>
-            </w:r>
-            <w:r>
-              <w:rPr>
-                <w:i/>
-                <w:color w:val="145AA0"/>
-                <w:sz w:val="18"/>
-              </w:rPr>
-              <w:t>D_1</w:t>
-            </w:r>
-            <w:r>
-              <w:rPr>
-                <w:color w:val="282C34"/>
-                <w:sz w:val="18"/>
-              </w:rPr>
-              <w:t xml:space="preserve"> anode connects directly to PGND; carries continuous freewheeling return current.</w:t>
+              <w:t>Diode D_1 anode connects directly to PGND; carries continuous freewheeling return current.</w:t>
             </w:r>
           </w:p>
         </w:tc>
@@ -1620,7 +1296,7 @@
                 <w:color w:val="282C34"/>
                 <w:sz w:val="18"/>
               </w:rPr>
-              <w:t>$Q_1$</w:t>
+              <w:t>Q_1</w:t>
             </w:r>
           </w:p>
         </w:tc>
@@ -1689,11 +1365,10 @@
             </w:pPr>
             <w:r>
               <w:rPr>
-                <w:i/>
-                <w:color w:val="145AA0"/>
+                <w:color w:val="282C34"/>
                 <w:sz w:val="18"/>
               </w:rPr>
-              <w:t>V_{DS = 100\,V, I_D = 100\,A, R_{DS(on) = 4.0\,m\Omega, Q_g = 27\,nC</w:t>
+              <w:t>V_DS = 100 V, I_D = 100 A, R_DS(on) = 4.0 mΩ, Q_g = 27 nC</w:t>
             </w:r>
           </w:p>
         </w:tc>
@@ -1717,22 +1392,7 @@
                 <w:color w:val="282C34"/>
                 <w:sz w:val="18"/>
               </w:rPr>
-              <w:t xml:space="preserve">Low ground-referenced driver complexity; </w:t>
-            </w:r>
-            <w:r>
-              <w:rPr>
-                <w:i/>
-                <w:color w:val="145AA0"/>
-                <w:sz w:val="18"/>
-              </w:rPr>
-              <w:t>V_{DS</w:t>
-            </w:r>
-            <w:r>
-              <w:rPr>
-                <w:color w:val="282C34"/>
-                <w:sz w:val="18"/>
-              </w:rPr>
-              <w:t xml:space="preserve"> stress equals $V_{IN} + \</w:t>
+              <w:t>Low ground-referenced driver complexity; V_DS stress equals V_IN + \</w:t>
             </w:r>
           </w:p>
         </w:tc>
@@ -1760,7 +1420,7 @@
                 <w:color w:val="282C34"/>
                 <w:sz w:val="18"/>
               </w:rPr>
-              <w:t>$D_1$</w:t>
+              <w:t>D_1</w:t>
             </w:r>
           </w:p>
         </w:tc>
@@ -1832,11 +1492,10 @@
             </w:pPr>
             <w:r>
               <w:rPr>
-                <w:i/>
-                <w:color w:val="145AA0"/>
+                <w:color w:val="282C34"/>
                 <w:sz w:val="18"/>
               </w:rPr>
-              <w:t>V_{RRM = 100\,V, I_F = 30\,A, V_F = 0.55\,V, t_{rr &lt; 20\,ns</w:t>
+              <w:t>V_RRM = 100 V, I_F = 30 A, V_F = 0.55 V, t_rr &lt; 20 ns</w:t>
             </w:r>
           </w:p>
         </w:tc>
@@ -1861,37 +1520,7 @@
                 <w:color w:val="282C34"/>
                 <w:sz w:val="18"/>
               </w:rPr>
-              <w:t xml:space="preserve">Anode grounded; cathode tied to </w:t>
-            </w:r>
-            <w:r>
-              <w:rPr>
-                <w:i/>
-                <w:color w:val="145AA0"/>
-                <w:sz w:val="18"/>
-              </w:rPr>
-              <w:t>C_1/L_2</w:t>
-            </w:r>
-            <w:r>
-              <w:rPr>
-                <w:color w:val="282C34"/>
-                <w:sz w:val="18"/>
-              </w:rPr>
-              <w:t xml:space="preserve">. Must handle combined current </w:t>
-            </w:r>
-            <w:r>
-              <w:rPr>
-                <w:i/>
-                <w:color w:val="145AA0"/>
-                <w:sz w:val="18"/>
-              </w:rPr>
-              <w:t>I_{L1 + I_{L2</w:t>
-            </w:r>
-            <w:r>
-              <w:rPr>
-                <w:color w:val="282C34"/>
-                <w:sz w:val="18"/>
-              </w:rPr>
-              <w:t>.</w:t>
+              <w:t>Anode grounded; cathode tied to C_1/L_2. Must handle combined current I_L1 + I_L2.</w:t>
             </w:r>
           </w:p>
         </w:tc>
@@ -1918,7 +1547,7 @@
                 <w:color w:val="282C34"/>
                 <w:sz w:val="18"/>
               </w:rPr>
-              <w:t>$C_1$</w:t>
+              <w:t>C_1</w:t>
             </w:r>
           </w:p>
         </w:tc>
@@ -1987,18 +1616,10 @@
             </w:pPr>
             <w:r>
               <w:rPr>
-                <w:i/>
-                <w:color w:val="145AA0"/>
-                <w:sz w:val="18"/>
-              </w:rPr>
-              <w:t>10\,µF, 50\,V, X7R Ceramic, 1210</w:t>
-            </w:r>
-            <w:r>
-              <w:rPr>
                 <w:color w:val="282C34"/>
                 <w:sz w:val="18"/>
               </w:rPr>
-              <w:t xml:space="preserve"> package</w:t>
+              <w:t>10 µF, 50 V, X7R Ceramic, 1210 package</w:t>
             </w:r>
           </w:p>
         </w:tc>
@@ -2030,22 +1651,7 @@
                 <w:color w:val="282C34"/>
                 <w:sz w:val="18"/>
               </w:rPr>
-              <w:t>: Carries full AC load current ripple (</w:t>
-            </w:r>
-            <w:r>
-              <w:rPr>
-                <w:i/>
-                <w:color w:val="145AA0"/>
-                <w:sz w:val="18"/>
-              </w:rPr>
-              <w:t>I_{C1,rms \approx 4.5\,A</w:t>
-            </w:r>
-            <w:r>
-              <w:rPr>
-                <w:color w:val="282C34"/>
-                <w:sz w:val="18"/>
-              </w:rPr>
-              <w:t>); must use low-loss MLCC or film.</w:t>
+              <w:t>: Carries full AC load current ripple (I_C1,rms ≈ 4.5 A); must use low-loss MLCC or film.</w:t>
             </w:r>
           </w:p>
         </w:tc>
@@ -2073,7 +1679,7 @@
                 <w:color w:val="282C34"/>
                 <w:sz w:val="18"/>
               </w:rPr>
-              <w:t>$L_1, L_2$</w:t>
+              <w:t>L_1, L_2</w:t>
             </w:r>
           </w:p>
         </w:tc>
@@ -2145,11 +1751,10 @@
             </w:pPr>
             <w:r>
               <w:rPr>
-                <w:i/>
-                <w:color w:val="145AA0"/>
+                <w:color w:val="282C34"/>
                 <w:sz w:val="18"/>
               </w:rPr>
-              <w:t>2 × 33\,µH, I_{sat = 6.2\,A, DCR = 16\,m\Omega</w:t>
+              <w:t>2 * 33 µH, I_sat = 6.2 A, DCR = 16 mΩ</w:t>
             </w:r>
           </w:p>
         </w:tc>
@@ -2201,7 +1806,7 @@
                 <w:color w:val="282C34"/>
                 <w:sz w:val="18"/>
               </w:rPr>
-              <w:t>$C_{out,bulk}$</w:t>
+              <w:t>C_out,bulk</w:t>
             </w:r>
           </w:p>
         </w:tc>
@@ -2270,11 +1875,10 @@
             </w:pPr>
             <w:r>
               <w:rPr>
-                <w:i/>
-                <w:color w:val="145AA0"/>
+                <w:color w:val="282C34"/>
                 <w:sz w:val="18"/>
               </w:rPr>
-              <w:t>2 × 220\,µF, 25\,V, OS-CON Polymer, ESR = 12\,m\Omega</w:t>
+              <w:t>2 * 220 µF, 25 V, OS-CON Polymer, ESR = 12 mΩ</w:t>
             </w:r>
           </w:p>
         </w:tc>
@@ -2298,22 +1902,7 @@
                 <w:color w:val="282C34"/>
                 <w:sz w:val="18"/>
               </w:rPr>
-              <w:t xml:space="preserve">Positive terminal grounded; negative terminal connected to </w:t>
-            </w:r>
-            <w:r>
-              <w:rPr>
-                <w:i/>
-                <w:color w:val="145AA0"/>
-                <w:sz w:val="18"/>
-              </w:rPr>
-              <w:t>-V_{OUT</w:t>
-            </w:r>
-            <w:r>
-              <w:rPr>
-                <w:color w:val="282C34"/>
-                <w:sz w:val="18"/>
-              </w:rPr>
-              <w:t>.</w:t>
+              <w:t>Positive terminal grounded; negative terminal connected to -V_OUT.</w:t>
             </w:r>
           </w:p>
         </w:tc>
@@ -2345,7 +1934,7 @@
           <w:color w:val="282C34"/>
           <w:sz w:val="21"/>
         </w:rPr>
-        <w:t>Interval 1: Switch OFF ($D \cdot T_s &lt; t \le T_s$)</w:t>
+        <w:t>Interval 1: Switch OFF (D * T_s &lt; t &lt;= T_s)</w:t>
       </w:r>
       <w:r>
         <w:rPr>
@@ -2366,37 +1955,7 @@
           <w:color w:val="282C34"/>
           <w:sz w:val="21"/>
         </w:rPr>
-        <w:t xml:space="preserve">Switch </w:t>
-      </w:r>
-      <w:r>
-        <w:rPr>
-          <w:i/>
-          <w:color w:val="145AA0"/>
-          <w:sz w:val="21"/>
-        </w:rPr>
-        <w:t>Q_1</w:t>
-      </w:r>
-      <w:r>
-        <w:rPr>
-          <w:color w:val="282C34"/>
-          <w:sz w:val="21"/>
-        </w:rPr>
-        <w:t xml:space="preserve"> is OFF. Diode </w:t>
-      </w:r>
-      <w:r>
-        <w:rPr>
-          <w:i/>
-          <w:color w:val="145AA0"/>
-          <w:sz w:val="21"/>
-        </w:rPr>
-        <w:t>D_1</w:t>
-      </w:r>
-      <w:r>
-        <w:rPr>
-          <w:color w:val="282C34"/>
-          <w:sz w:val="21"/>
-        </w:rPr>
-        <w:t xml:space="preserve"> is forward-biased.</w:t>
+        <w:t>Switch Q_1 is OFF. Diode D_1 is forward-biased.</w:t>
       </w:r>
     </w:p>
     <w:p>
@@ -2410,52 +1969,7 @@
           <w:color w:val="282C34"/>
           <w:sz w:val="21"/>
         </w:rPr>
-        <w:t xml:space="preserve">Input inductor </w:t>
-      </w:r>
-      <w:r>
-        <w:rPr>
-          <w:i/>
-          <w:color w:val="145AA0"/>
-          <w:sz w:val="21"/>
-        </w:rPr>
-        <w:t>L_1</w:t>
-      </w:r>
-      <w:r>
-        <w:rPr>
-          <w:color w:val="282C34"/>
-          <w:sz w:val="21"/>
-        </w:rPr>
-        <w:t xml:space="preserve"> charges coupling capacitor </w:t>
-      </w:r>
-      <w:r>
-        <w:rPr>
-          <w:i/>
-          <w:color w:val="145AA0"/>
-          <w:sz w:val="21"/>
-        </w:rPr>
-        <w:t>C_1</w:t>
-      </w:r>
-      <w:r>
-        <w:rPr>
-          <w:color w:val="282C34"/>
-          <w:sz w:val="21"/>
-        </w:rPr>
-        <w:t xml:space="preserve"> via diode </w:t>
-      </w:r>
-      <w:r>
-        <w:rPr>
-          <w:i/>
-          <w:color w:val="145AA0"/>
-          <w:sz w:val="21"/>
-        </w:rPr>
-        <w:t>D_1</w:t>
-      </w:r>
-      <w:r>
-        <w:rPr>
-          <w:color w:val="282C34"/>
-          <w:sz w:val="21"/>
-        </w:rPr>
-        <w:t>.</w:t>
+        <w:t>Input inductor L_1 charges coupling capacitor C_1 via diode D_1.</w:t>
       </w:r>
     </w:p>
     <w:p>
@@ -2469,52 +1983,7 @@
           <w:color w:val="282C34"/>
           <w:sz w:val="21"/>
         </w:rPr>
-        <w:t xml:space="preserve">Output inductor </w:t>
-      </w:r>
-      <w:r>
-        <w:rPr>
-          <w:i/>
-          <w:color w:val="145AA0"/>
-          <w:sz w:val="21"/>
-        </w:rPr>
-        <w:t>L_2</w:t>
-      </w:r>
-      <w:r>
-        <w:rPr>
-          <w:color w:val="282C34"/>
-          <w:sz w:val="21"/>
-        </w:rPr>
-        <w:t xml:space="preserve"> delivers stored energy through diode </w:t>
-      </w:r>
-      <w:r>
-        <w:rPr>
-          <w:i/>
-          <w:color w:val="145AA0"/>
-          <w:sz w:val="21"/>
-        </w:rPr>
-        <w:t>D_1</w:t>
-      </w:r>
-      <w:r>
-        <w:rPr>
-          <w:color w:val="282C34"/>
-          <w:sz w:val="21"/>
-        </w:rPr>
-        <w:t xml:space="preserve"> into output capacitor </w:t>
-      </w:r>
-      <w:r>
-        <w:rPr>
-          <w:i/>
-          <w:color w:val="145AA0"/>
-          <w:sz w:val="21"/>
-        </w:rPr>
-        <w:t>C_{out</w:t>
-      </w:r>
-      <w:r>
-        <w:rPr>
-          <w:color w:val="282C34"/>
-          <w:sz w:val="21"/>
-        </w:rPr>
-        <w:t xml:space="preserve"> and the load.</w:t>
+        <w:t>Output inductor L_2 delivers stored energy through diode D_1 into output capacitor C_out and the load.</w:t>
       </w:r>
     </w:p>
     <w:p>
@@ -2528,50 +1997,53 @@
           <w:color w:val="282C34"/>
           <w:sz w:val="21"/>
         </w:rPr>
-        <w:t xml:space="preserve">The voltage across </w:t>
-      </w:r>
-      <w:r>
-        <w:rPr>
-          <w:i/>
-          <w:color w:val="145AA0"/>
-          <w:sz w:val="21"/>
-        </w:rPr>
-        <w:t>C_1</w:t>
-      </w:r>
-      <w:r>
-        <w:rPr>
-          <w:color w:val="282C34"/>
-          <w:sz w:val="21"/>
-        </w:rPr>
-        <w:t xml:space="preserve"> in steady state settles to:</w:t>
+        <w:t>The voltage across C_1 in steady state settles to:</w:t>
       </w:r>
     </w:p>
-    <w:p>
-      <w:pPr>
-        <w:spacing w:after="80"/>
-      </w:pPr>
-      <w:r>
-        <w:rPr>
-          <w:i/>
-          <w:color w:val="145AA0"/>
-          <w:sz w:val="21"/>
-        </w:rPr>
-      </w:r>
-      <w:r>
-        <w:rPr>
-          <w:color w:val="282C34"/>
-          <w:sz w:val="21"/>
-        </w:rPr>
-        <w:t>V_{C1} = V_{IN} + |V_o|</w:t>
-      </w:r>
-      <w:r>
-        <w:rPr>
-          <w:i/>
-          <w:color w:val="145AA0"/>
-          <w:sz w:val="21"/>
-        </w:rPr>
-      </w:r>
-    </w:p>
+    <w:tbl>
+      <w:tblPr>
+        <w:tblW w:type="auto" w:w="0"/>
+        <w:jc w:val="center"/>
+        <w:tblLook w:firstColumn="1" w:firstRow="1" w:lastColumn="0" w:lastRow="0" w:noHBand="0" w:noVBand="1" w:val="04A0"/>
+      </w:tblPr>
+      <w:tblGrid>
+        <w:gridCol w:w="9792"/>
+      </w:tblGrid>
+      <w:tr>
+        <w:tc>
+          <w:tcPr>
+            <w:tcW w:type="dxa" w:w="9792"/>
+            <w:shd w:fill="F5F6F8"/>
+            <w:tcMar>
+              <w:top w:w="80" w:type="dxa"/>
+              <w:bottom w:w="80" w:type="dxa"/>
+              <w:left w:w="140" w:type="dxa"/>
+              <w:right w:w="140" w:type="dxa"/>
+            </w:tcMar>
+            <w:tcBorders>
+              <w:left w:val="single" w:sz="18" w:space="0" w:color="CBD5E0"/>
+              <w:top w:val="none"/>
+              <w:right w:val="none"/>
+              <w:bottom w:val="none"/>
+            </w:tcBorders>
+          </w:tcPr>
+          <w:p>
+            <w:pPr>
+              <w:spacing w:line="240" w:lineRule="auto" w:after="0"/>
+            </w:pPr>
+            <w:r>
+              <w:rPr>
+                <w:rFonts w:ascii="Consolas" w:hAnsi="Consolas"/>
+                <w:color w:val="2D3748"/>
+                <w:sz w:val="18"/>
+              </w:rPr>
+              <w:t>V_C1 = V_IN + |V_o|</w:t>
+            </w:r>
+          </w:p>
+        </w:tc>
+      </w:tr>
+    </w:tbl>
+    <w:p/>
     <w:p>
       <w:pPr>
         <w:pStyle w:val="ListNumber"/>
@@ -2584,7 +2056,7 @@
           <w:color w:val="282C34"/>
           <w:sz w:val="21"/>
         </w:rPr>
-        <w:t>Interval 2: Switch ON ($0 &lt; t \le D \cdot T_s$)</w:t>
+        <w:t>Interval 2: Switch ON (0 &lt; t &lt;= D * T_s)</w:t>
       </w:r>
       <w:r>
         <w:rPr>
@@ -2605,52 +2077,7 @@
           <w:color w:val="282C34"/>
           <w:sz w:val="21"/>
         </w:rPr>
-        <w:t xml:space="preserve">Switch </w:t>
-      </w:r>
-      <w:r>
-        <w:rPr>
-          <w:i/>
-          <w:color w:val="145AA0"/>
-          <w:sz w:val="21"/>
-        </w:rPr>
-        <w:t>Q_1</w:t>
-      </w:r>
-      <w:r>
-        <w:rPr>
-          <w:color w:val="282C34"/>
-          <w:sz w:val="21"/>
-        </w:rPr>
-        <w:t xml:space="preserve"> turns ON, pulling the left terminal of </w:t>
-      </w:r>
-      <w:r>
-        <w:rPr>
-          <w:i/>
-          <w:color w:val="145AA0"/>
-          <w:sz w:val="21"/>
-        </w:rPr>
-        <w:t>C_1</w:t>
-      </w:r>
-      <w:r>
-        <w:rPr>
-          <w:color w:val="282C34"/>
-          <w:sz w:val="21"/>
-        </w:rPr>
-        <w:t xml:space="preserve"> to GND (</w:t>
-      </w:r>
-      <w:r>
-        <w:rPr>
-          <w:i/>
-          <w:color w:val="145AA0"/>
-          <w:sz w:val="21"/>
-        </w:rPr>
-        <w:t>0\,V</w:t>
-      </w:r>
-      <w:r>
-        <w:rPr>
-          <w:color w:val="282C34"/>
-          <w:sz w:val="21"/>
-        </w:rPr>
-        <w:t>).</w:t>
+        <w:t>Switch Q_1 turns ON, pulling the left terminal of C_1 to GND (0 V).</w:t>
       </w:r>
     </w:p>
     <w:p>
@@ -2664,52 +2091,7 @@
           <w:color w:val="282C34"/>
           <w:sz w:val="21"/>
         </w:rPr>
-        <w:t xml:space="preserve">The right terminal of </w:t>
-      </w:r>
-      <w:r>
-        <w:rPr>
-          <w:i/>
-          <w:color w:val="145AA0"/>
-          <w:sz w:val="21"/>
-        </w:rPr>
-        <w:t>C_1</w:t>
-      </w:r>
-      <w:r>
-        <w:rPr>
-          <w:color w:val="282C34"/>
-          <w:sz w:val="21"/>
-        </w:rPr>
-        <w:t xml:space="preserve"> drops to </w:t>
-      </w:r>
-      <w:r>
-        <w:rPr>
-          <w:i/>
-          <w:color w:val="145AA0"/>
-          <w:sz w:val="21"/>
-        </w:rPr>
-        <w:t>-(V_{IN + |V_o|)</w:t>
-      </w:r>
-      <w:r>
-        <w:rPr>
-          <w:color w:val="282C34"/>
-          <w:sz w:val="21"/>
-        </w:rPr>
-        <w:t xml:space="preserve">, reverse-biasing diode </w:t>
-      </w:r>
-      <w:r>
-        <w:rPr>
-          <w:i/>
-          <w:color w:val="145AA0"/>
-          <w:sz w:val="21"/>
-        </w:rPr>
-        <w:t>D_1</w:t>
-      </w:r>
-      <w:r>
-        <w:rPr>
-          <w:color w:val="282C34"/>
-          <w:sz w:val="21"/>
-        </w:rPr>
-        <w:t>.</w:t>
+        <w:t>The right terminal of C_1 drops to -(V_IN + |V_o|), reverse-biasing diode D_1.</w:t>
       </w:r>
     </w:p>
     <w:p>
@@ -2723,37 +2105,7 @@
           <w:color w:val="282C34"/>
           <w:sz w:val="21"/>
         </w:rPr>
-        <w:t xml:space="preserve">Energy stored in </w:t>
-      </w:r>
-      <w:r>
-        <w:rPr>
-          <w:i/>
-          <w:color w:val="145AA0"/>
-          <w:sz w:val="21"/>
-        </w:rPr>
-        <w:t>C_1</w:t>
-      </w:r>
-      <w:r>
-        <w:rPr>
-          <w:color w:val="282C34"/>
-          <w:sz w:val="21"/>
-        </w:rPr>
-        <w:t xml:space="preserve"> is transferred directly into output inductor </w:t>
-      </w:r>
-      <w:r>
-        <w:rPr>
-          <w:i/>
-          <w:color w:val="145AA0"/>
-          <w:sz w:val="21"/>
-        </w:rPr>
-        <w:t>L_2</w:t>
-      </w:r>
-      <w:r>
-        <w:rPr>
-          <w:color w:val="282C34"/>
-          <w:sz w:val="21"/>
-        </w:rPr>
-        <w:t xml:space="preserve"> and the load.</w:t>
+        <w:t>Energy stored in C_1 is transferred directly into output inductor L_2 and the load.</w:t>
       </w:r>
     </w:p>
     <w:p>
@@ -2767,37 +2119,7 @@
           <w:color w:val="282C34"/>
           <w:sz w:val="21"/>
         </w:rPr>
-        <w:t xml:space="preserve">Concurrently, input inductor </w:t>
-      </w:r>
-      <w:r>
-        <w:rPr>
-          <w:i/>
-          <w:color w:val="145AA0"/>
-          <w:sz w:val="21"/>
-        </w:rPr>
-        <w:t>L_1</w:t>
-      </w:r>
-      <w:r>
-        <w:rPr>
-          <w:color w:val="282C34"/>
-          <w:sz w:val="21"/>
-        </w:rPr>
-        <w:t xml:space="preserve"> draws energy directly from </w:t>
-      </w:r>
-      <w:r>
-        <w:rPr>
-          <w:i/>
-          <w:color w:val="145AA0"/>
-          <w:sz w:val="21"/>
-        </w:rPr>
-        <w:t>V_{IN</w:t>
-      </w:r>
-      <w:r>
-        <w:rPr>
-          <w:color w:val="282C34"/>
-          <w:sz w:val="21"/>
-        </w:rPr>
-        <w:t xml:space="preserve"> to GND.</w:t>
+        <w:t>Concurrently, input inductor L_1 draws energy directly from V_IN to GND.</w:t>
       </w:r>
     </w:p>
     <w:p>
@@ -2930,50 +2252,53 @@
           <w:color w:val="282C34"/>
           <w:sz w:val="21"/>
         </w:rPr>
-        <w:t xml:space="preserve">Applying volt-second balance to input inductor </w:t>
-      </w:r>
-      <w:r>
-        <w:rPr>
-          <w:i/>
-          <w:color w:val="145AA0"/>
-          <w:sz w:val="21"/>
-        </w:rPr>
-        <w:t>L_1</w:t>
-      </w:r>
-      <w:r>
-        <w:rPr>
-          <w:color w:val="282C34"/>
-          <w:sz w:val="21"/>
-        </w:rPr>
-        <w:t>:</w:t>
+        <w:t>Applying volt-second balance to input inductor L_1:</w:t>
       </w:r>
     </w:p>
-    <w:p>
-      <w:pPr>
-        <w:spacing w:after="80"/>
-      </w:pPr>
-      <w:r>
-        <w:rPr>
-          <w:i/>
-          <w:color w:val="145AA0"/>
-          <w:sz w:val="21"/>
-        </w:rPr>
-      </w:r>
-      <w:r>
-        <w:rPr>
-          <w:color w:val="282C34"/>
-          <w:sz w:val="21"/>
-        </w:rPr>
-        <w:t>V_{IN} \cdot D + (V_{IN} - V_{C1}) \cdot (1 - D) = 0 \implies V_{C1} = \frac{V_{IN}}{1 - D}</w:t>
-      </w:r>
-      <w:r>
-        <w:rPr>
-          <w:i/>
-          <w:color w:val="145AA0"/>
-          <w:sz w:val="21"/>
-        </w:rPr>
-      </w:r>
-    </w:p>
+    <w:tbl>
+      <w:tblPr>
+        <w:tblW w:type="auto" w:w="0"/>
+        <w:jc w:val="center"/>
+        <w:tblLook w:firstColumn="1" w:firstRow="1" w:lastColumn="0" w:lastRow="0" w:noHBand="0" w:noVBand="1" w:val="04A0"/>
+      </w:tblPr>
+      <w:tblGrid>
+        <w:gridCol w:w="9792"/>
+      </w:tblGrid>
+      <w:tr>
+        <w:tc>
+          <w:tcPr>
+            <w:tcW w:type="dxa" w:w="9792"/>
+            <w:shd w:fill="F5F6F8"/>
+            <w:tcMar>
+              <w:top w:w="80" w:type="dxa"/>
+              <w:bottom w:w="80" w:type="dxa"/>
+              <w:left w:w="140" w:type="dxa"/>
+              <w:right w:w="140" w:type="dxa"/>
+            </w:tcMar>
+            <w:tcBorders>
+              <w:left w:val="single" w:sz="18" w:space="0" w:color="CBD5E0"/>
+              <w:top w:val="none"/>
+              <w:right w:val="none"/>
+              <w:bottom w:val="none"/>
+            </w:tcBorders>
+          </w:tcPr>
+          <w:p>
+            <w:pPr>
+              <w:spacing w:line="240" w:lineRule="auto" w:after="0"/>
+            </w:pPr>
+            <w:r>
+              <w:rPr>
+                <w:rFonts w:ascii="Consolas" w:hAnsi="Consolas"/>
+                <w:color w:val="2D3748"/>
+                <w:sz w:val="18"/>
+              </w:rPr>
+              <w:t>V_IN * D + (V_IN - V_C1) * (1 - D) = 0 =&gt; V_C1 = V_IN / (1 - D)</w:t>
+            </w:r>
+          </w:p>
+        </w:tc>
+      </w:tr>
+    </w:tbl>
+    <w:p/>
     <w:p>
       <w:pPr>
         <w:spacing w:after="80"/>
@@ -2983,50 +2308,53 @@
           <w:color w:val="282C34"/>
           <w:sz w:val="21"/>
         </w:rPr>
-        <w:t xml:space="preserve">Applying volt-second balance to output inductor </w:t>
-      </w:r>
-      <w:r>
-        <w:rPr>
-          <w:i/>
-          <w:color w:val="145AA0"/>
-          <w:sz w:val="21"/>
-        </w:rPr>
-        <w:t>L_2</w:t>
-      </w:r>
-      <w:r>
-        <w:rPr>
-          <w:color w:val="282C34"/>
-          <w:sz w:val="21"/>
-        </w:rPr>
-        <w:t>:</w:t>
+        <w:t>Applying volt-second balance to output inductor L_2:</w:t>
       </w:r>
     </w:p>
-    <w:p>
-      <w:pPr>
-        <w:spacing w:after="80"/>
-      </w:pPr>
-      <w:r>
-        <w:rPr>
-          <w:i/>
-          <w:color w:val="145AA0"/>
-          <w:sz w:val="21"/>
-        </w:rPr>
-      </w:r>
-      <w:r>
-        <w:rPr>
-          <w:color w:val="282C34"/>
-          <w:sz w:val="21"/>
-        </w:rPr>
-        <w:t>(V_{C1} - |V_o|) \cdot D + (-|V_o|) \cdot (1 - D) = 0 \implies V_{C1} \cdot D - |V_o| = 0 \implies |V_o| = D \cdot V_{C1}</w:t>
-      </w:r>
-      <w:r>
-        <w:rPr>
-          <w:i/>
-          <w:color w:val="145AA0"/>
-          <w:sz w:val="21"/>
-        </w:rPr>
-      </w:r>
-    </w:p>
+    <w:tbl>
+      <w:tblPr>
+        <w:tblW w:type="auto" w:w="0"/>
+        <w:jc w:val="center"/>
+        <w:tblLook w:firstColumn="1" w:firstRow="1" w:lastColumn="0" w:lastRow="0" w:noHBand="0" w:noVBand="1" w:val="04A0"/>
+      </w:tblPr>
+      <w:tblGrid>
+        <w:gridCol w:w="9792"/>
+      </w:tblGrid>
+      <w:tr>
+        <w:tc>
+          <w:tcPr>
+            <w:tcW w:type="dxa" w:w="9792"/>
+            <w:shd w:fill="F5F6F8"/>
+            <w:tcMar>
+              <w:top w:w="80" w:type="dxa"/>
+              <w:bottom w:w="80" w:type="dxa"/>
+              <w:left w:w="140" w:type="dxa"/>
+              <w:right w:w="140" w:type="dxa"/>
+            </w:tcMar>
+            <w:tcBorders>
+              <w:left w:val="single" w:sz="18" w:space="0" w:color="CBD5E0"/>
+              <w:top w:val="none"/>
+              <w:right w:val="none"/>
+              <w:bottom w:val="none"/>
+            </w:tcBorders>
+          </w:tcPr>
+          <w:p>
+            <w:pPr>
+              <w:spacing w:line="240" w:lineRule="auto" w:after="0"/>
+            </w:pPr>
+            <w:r>
+              <w:rPr>
+                <w:rFonts w:ascii="Consolas" w:hAnsi="Consolas"/>
+                <w:color w:val="2D3748"/>
+                <w:sz w:val="18"/>
+              </w:rPr>
+              <w:t>(V_C1 - |V_o|) * D + (-|V_o|) * (1 - D) = 0 =&gt; V_C1 * D - |V_o| = 0 =&gt; |V_o| = D * V_C1</w:t>
+            </w:r>
+          </w:p>
+        </w:tc>
+      </w:tr>
+    </w:tbl>
+    <w:p/>
     <w:p>
       <w:pPr>
         <w:spacing w:after="80"/>
@@ -3036,50 +2364,53 @@
           <w:color w:val="282C34"/>
           <w:sz w:val="21"/>
         </w:rPr>
-        <w:t xml:space="preserve">Substituting </w:t>
-      </w:r>
-      <w:r>
-        <w:rPr>
-          <w:i/>
-          <w:color w:val="145AA0"/>
-          <w:sz w:val="21"/>
-        </w:rPr>
-        <w:t>V_{C1</w:t>
-      </w:r>
-      <w:r>
-        <w:rPr>
-          <w:color w:val="282C34"/>
-          <w:sz w:val="21"/>
-        </w:rPr>
-        <w:t>:</w:t>
+        <w:t>Substituting V_C1:</w:t>
       </w:r>
     </w:p>
-    <w:p>
-      <w:pPr>
-        <w:spacing w:after="80"/>
-      </w:pPr>
-      <w:r>
-        <w:rPr>
-          <w:i/>
-          <w:color w:val="145AA0"/>
-          <w:sz w:val="21"/>
-        </w:rPr>
-      </w:r>
-      <w:r>
-        <w:rPr>
-          <w:color w:val="282C34"/>
-          <w:sz w:val="21"/>
-        </w:rPr>
-        <w:t>|V_o| = V_{IN} \cdot \frac{D}{1 - D} \implies V_o = -V_{IN} \cdot \frac{D}{1 - D}</w:t>
-      </w:r>
-      <w:r>
-        <w:rPr>
-          <w:i/>
-          <w:color w:val="145AA0"/>
-          <w:sz w:val="21"/>
-        </w:rPr>
-      </w:r>
-    </w:p>
+    <w:tbl>
+      <w:tblPr>
+        <w:tblW w:type="auto" w:w="0"/>
+        <w:jc w:val="center"/>
+        <w:tblLook w:firstColumn="1" w:firstRow="1" w:lastColumn="0" w:lastRow="0" w:noHBand="0" w:noVBand="1" w:val="04A0"/>
+      </w:tblPr>
+      <w:tblGrid>
+        <w:gridCol w:w="9792"/>
+      </w:tblGrid>
+      <w:tr>
+        <w:tc>
+          <w:tcPr>
+            <w:tcW w:type="dxa" w:w="9792"/>
+            <w:shd w:fill="F5F6F8"/>
+            <w:tcMar>
+              <w:top w:w="80" w:type="dxa"/>
+              <w:bottom w:w="80" w:type="dxa"/>
+              <w:left w:w="140" w:type="dxa"/>
+              <w:right w:w="140" w:type="dxa"/>
+            </w:tcMar>
+            <w:tcBorders>
+              <w:left w:val="single" w:sz="18" w:space="0" w:color="CBD5E0"/>
+              <w:top w:val="none"/>
+              <w:right w:val="none"/>
+              <w:bottom w:val="none"/>
+            </w:tcBorders>
+          </w:tcPr>
+          <w:p>
+            <w:pPr>
+              <w:spacing w:line="240" w:lineRule="auto" w:after="0"/>
+            </w:pPr>
+            <w:r>
+              <w:rPr>
+                <w:rFonts w:ascii="Consolas" w:hAnsi="Consolas"/>
+                <w:color w:val="2D3748"/>
+                <w:sz w:val="18"/>
+              </w:rPr>
+              <w:t>|V_o| = V_IN * D / (1 - D) =&gt; V_o = -V_IN * D / (1 - D)</w:t>
+            </w:r>
+          </w:p>
+        </w:tc>
+      </w:tr>
+    </w:tbl>
+    <w:p/>
     <w:p>
       <w:pPr>
         <w:spacing w:before="160" w:after="80"/>
@@ -3105,7 +2436,139 @@
           <w:color w:val="282C34"/>
           <w:sz w:val="21"/>
         </w:rPr>
-        <w:t>Input Inductor ($L_1$)</w:t>
+        <w:t>Input Inductor (L_1)</w:t>
+      </w:r>
+      <w:r>
+        <w:rPr>
+          <w:color w:val="282C34"/>
+          <w:sz w:val="21"/>
+        </w:rPr>
+        <w:t>:</w:t>
+      </w:r>
+    </w:p>
+    <w:tbl>
+      <w:tblPr>
+        <w:tblW w:type="auto" w:w="0"/>
+        <w:jc w:val="center"/>
+        <w:tblLook w:firstColumn="1" w:firstRow="1" w:lastColumn="0" w:lastRow="0" w:noHBand="0" w:noVBand="1" w:val="04A0"/>
+      </w:tblPr>
+      <w:tblGrid>
+        <w:gridCol w:w="9792"/>
+      </w:tblGrid>
+      <w:tr>
+        <w:tc>
+          <w:tcPr>
+            <w:tcW w:type="dxa" w:w="9792"/>
+            <w:shd w:fill="F5F6F8"/>
+            <w:tcMar>
+              <w:top w:w="80" w:type="dxa"/>
+              <w:bottom w:w="80" w:type="dxa"/>
+              <w:left w:w="140" w:type="dxa"/>
+              <w:right w:w="140" w:type="dxa"/>
+            </w:tcMar>
+            <w:tcBorders>
+              <w:left w:val="single" w:sz="18" w:space="0" w:color="CBD5E0"/>
+              <w:top w:val="none"/>
+              <w:right w:val="none"/>
+              <w:bottom w:val="none"/>
+            </w:tcBorders>
+          </w:tcPr>
+          <w:p>
+            <w:pPr>
+              <w:spacing w:line="240" w:lineRule="auto" w:after="0"/>
+            </w:pPr>
+            <w:r>
+              <w:rPr>
+                <w:rFonts w:ascii="Consolas" w:hAnsi="Consolas"/>
+                <w:color w:val="2D3748"/>
+                <w:sz w:val="18"/>
+              </w:rPr>
+              <w:t>L_1 = (V_IN * D) / (f_s * Δ I_L1)</w:t>
+            </w:r>
+          </w:p>
+        </w:tc>
+      </w:tr>
+    </w:tbl>
+    <w:p/>
+    <w:p>
+      <w:pPr>
+        <w:pStyle w:val="ListNumber"/>
+        <w:spacing w:after="40"/>
+        <w:ind w:left="360"/>
+      </w:pPr>
+      <w:r>
+        <w:rPr>
+          <w:b/>
+          <w:color w:val="282C34"/>
+          <w:sz w:val="21"/>
+        </w:rPr>
+        <w:t>Output Inductor (L_2)</w:t>
+      </w:r>
+      <w:r>
+        <w:rPr>
+          <w:color w:val="282C34"/>
+          <w:sz w:val="21"/>
+        </w:rPr>
+        <w:t>:</w:t>
+      </w:r>
+    </w:p>
+    <w:tbl>
+      <w:tblPr>
+        <w:tblW w:type="auto" w:w="0"/>
+        <w:jc w:val="center"/>
+        <w:tblLook w:firstColumn="1" w:firstRow="1" w:lastColumn="0" w:lastRow="0" w:noHBand="0" w:noVBand="1" w:val="04A0"/>
+      </w:tblPr>
+      <w:tblGrid>
+        <w:gridCol w:w="9792"/>
+      </w:tblGrid>
+      <w:tr>
+        <w:tc>
+          <w:tcPr>
+            <w:tcW w:type="dxa" w:w="9792"/>
+            <w:shd w:fill="F5F6F8"/>
+            <w:tcMar>
+              <w:top w:w="80" w:type="dxa"/>
+              <w:bottom w:w="80" w:type="dxa"/>
+              <w:left w:w="140" w:type="dxa"/>
+              <w:right w:w="140" w:type="dxa"/>
+            </w:tcMar>
+            <w:tcBorders>
+              <w:left w:val="single" w:sz="18" w:space="0" w:color="CBD5E0"/>
+              <w:top w:val="none"/>
+              <w:right w:val="none"/>
+              <w:bottom w:val="none"/>
+            </w:tcBorders>
+          </w:tcPr>
+          <w:p>
+            <w:pPr>
+              <w:spacing w:line="240" w:lineRule="auto" w:after="0"/>
+            </w:pPr>
+            <w:r>
+              <w:rPr>
+                <w:rFonts w:ascii="Consolas" w:hAnsi="Consolas"/>
+                <w:color w:val="2D3748"/>
+                <w:sz w:val="18"/>
+              </w:rPr>
+              <w:t>L_2 = (|V_o| * (1 - D)) / (f_s * Δ I_L2)</w:t>
+            </w:r>
+          </w:p>
+        </w:tc>
+      </w:tr>
+    </w:tbl>
+    <w:p/>
+    <w:p>
+      <w:pPr>
+        <w:pStyle w:val="ListNumber"/>
+        <w:spacing w:after="40"/>
+        <w:ind w:left="360"/>
+      </w:pPr>
+      <w:r>
+        <w:rPr>
+          <w:b/>
+          <w:color w:val="282C34"/>
+          <w:sz w:val="21"/>
+        </w:rPr>
+        <w:t>Energy Transfer Capacitor (C_1)</w:t>
       </w:r>
       <w:r>
         <w:rPr>
@@ -3121,157 +2584,56 @@
       </w:pPr>
       <w:r>
         <w:rPr>
-          <w:i/>
-          <w:color w:val="145AA0"/>
-          <w:sz w:val="21"/>
-        </w:rPr>
-      </w:r>
-      <w:r>
-        <w:rPr>
           <w:color w:val="282C34"/>
           <w:sz w:val="21"/>
         </w:rPr>
-        <w:t>L_1 = \frac{V_{IN} \cdot D}{f_s \cdot \Delta I_{L1}}</w:t>
-      </w:r>
-      <w:r>
-        <w:rPr>
-          <w:i/>
-          <w:color w:val="145AA0"/>
-          <w:sz w:val="21"/>
-        </w:rPr>
+        <w:t>C_1 carries the full load current during switch ON time. To restrict capacitor ripple to Δ V_C1:</w:t>
       </w:r>
     </w:p>
-    <w:p>
-      <w:pPr>
-        <w:pStyle w:val="ListNumber"/>
-        <w:spacing w:after="40"/>
-        <w:ind w:left="360"/>
-      </w:pPr>
-      <w:r>
-        <w:rPr>
-          <w:b/>
-          <w:color w:val="282C34"/>
-          <w:sz w:val="21"/>
-        </w:rPr>
-        <w:t>Output Inductor ($L_2$)</w:t>
-      </w:r>
-      <w:r>
-        <w:rPr>
-          <w:color w:val="282C34"/>
-          <w:sz w:val="21"/>
-        </w:rPr>
-        <w:t>:</w:t>
-      </w:r>
-    </w:p>
-    <w:p>
-      <w:pPr>
-        <w:spacing w:after="80"/>
-      </w:pPr>
-      <w:r>
-        <w:rPr>
-          <w:i/>
-          <w:color w:val="145AA0"/>
-          <w:sz w:val="21"/>
-        </w:rPr>
-      </w:r>
-      <w:r>
-        <w:rPr>
-          <w:color w:val="282C34"/>
-          <w:sz w:val="21"/>
-        </w:rPr>
-        <w:t>L_2 = \frac{|V_o| \cdot (1 - D)}{f_s \cdot \Delta I_{L2}}</w:t>
-      </w:r>
-      <w:r>
-        <w:rPr>
-          <w:i/>
-          <w:color w:val="145AA0"/>
-          <w:sz w:val="21"/>
-        </w:rPr>
-      </w:r>
-    </w:p>
-    <w:p>
-      <w:pPr>
-        <w:pStyle w:val="ListNumber"/>
-        <w:spacing w:after="40"/>
-        <w:ind w:left="360"/>
-      </w:pPr>
-      <w:r>
-        <w:rPr>
-          <w:b/>
-          <w:color w:val="282C34"/>
-          <w:sz w:val="21"/>
-        </w:rPr>
-        <w:t>Energy Transfer Capacitor ($C_1$)</w:t>
-      </w:r>
-      <w:r>
-        <w:rPr>
-          <w:color w:val="282C34"/>
-          <w:sz w:val="21"/>
-        </w:rPr>
-        <w:t>:</w:t>
-      </w:r>
-    </w:p>
-    <w:p>
-      <w:pPr>
-        <w:spacing w:after="80"/>
-      </w:pPr>
-      <w:r>
-        <w:rPr>
-          <w:i/>
-          <w:color w:val="145AA0"/>
-          <w:sz w:val="21"/>
-        </w:rPr>
-        <w:t>C_1</w:t>
-      </w:r>
-      <w:r>
-        <w:rPr>
-          <w:color w:val="282C34"/>
-          <w:sz w:val="21"/>
-        </w:rPr>
-        <w:t xml:space="preserve"> carries the full load current during switch ON time. To restrict capacitor ripple to </w:t>
-      </w:r>
-      <w:r>
-        <w:rPr>
-          <w:i/>
-          <w:color w:val="145AA0"/>
-          <w:sz w:val="21"/>
-        </w:rPr>
-        <w:t>\Delta V_{C1</w:t>
-      </w:r>
-      <w:r>
-        <w:rPr>
-          <w:color w:val="282C34"/>
-          <w:sz w:val="21"/>
-        </w:rPr>
-        <w:t>:</w:t>
-      </w:r>
-    </w:p>
-    <w:p>
-      <w:pPr>
-        <w:spacing w:after="80"/>
-      </w:pPr>
-      <w:r>
-        <w:rPr>
-          <w:i/>
-          <w:color w:val="145AA0"/>
-          <w:sz w:val="21"/>
-        </w:rPr>
-      </w:r>
-      <w:r>
-        <w:rPr>
-          <w:color w:val="282C34"/>
-          <w:sz w:val="21"/>
-        </w:rPr>
-        <w:t>C_1 = \frac{I_o \cdot D}{f_s \cdot \Delta V_{C1}}</w:t>
-      </w:r>
-      <w:r>
-        <w:rPr>
-          <w:i/>
-          <w:color w:val="145AA0"/>
-          <w:sz w:val="21"/>
-        </w:rPr>
-      </w:r>
-    </w:p>
+    <w:tbl>
+      <w:tblPr>
+        <w:tblW w:type="auto" w:w="0"/>
+        <w:jc w:val="center"/>
+        <w:tblLook w:firstColumn="1" w:firstRow="1" w:lastColumn="0" w:lastRow="0" w:noHBand="0" w:noVBand="1" w:val="04A0"/>
+      </w:tblPr>
+      <w:tblGrid>
+        <w:gridCol w:w="9792"/>
+      </w:tblGrid>
+      <w:tr>
+        <w:tc>
+          <w:tcPr>
+            <w:tcW w:type="dxa" w:w="9792"/>
+            <w:shd w:fill="F5F6F8"/>
+            <w:tcMar>
+              <w:top w:w="80" w:type="dxa"/>
+              <w:bottom w:w="80" w:type="dxa"/>
+              <w:left w:w="140" w:type="dxa"/>
+              <w:right w:w="140" w:type="dxa"/>
+            </w:tcMar>
+            <w:tcBorders>
+              <w:left w:val="single" w:sz="18" w:space="0" w:color="CBD5E0"/>
+              <w:top w:val="none"/>
+              <w:right w:val="none"/>
+              <w:bottom w:val="none"/>
+            </w:tcBorders>
+          </w:tcPr>
+          <w:p>
+            <w:pPr>
+              <w:spacing w:line="240" w:lineRule="auto" w:after="0"/>
+            </w:pPr>
+            <w:r>
+              <w:rPr>
+                <w:rFonts w:ascii="Consolas" w:hAnsi="Consolas"/>
+                <w:color w:val="2D3748"/>
+                <w:sz w:val="18"/>
+              </w:rPr>
+              <w:t>C_1 = (I_o * D) / (f_s * Δ V_C1)</w:t>
+            </w:r>
+          </w:p>
+        </w:tc>
+      </w:tr>
+    </w:tbl>
+    <w:p/>
     <w:p>
       <w:pPr>
         <w:pStyle w:val="ListNumber"/>
@@ -3303,65 +2665,53 @@
           <w:color w:val="282C34"/>
           <w:sz w:val="21"/>
         </w:rPr>
-        <w:t xml:space="preserve">Both the MOSFET </w:t>
-      </w:r>
-      <w:r>
-        <w:rPr>
-          <w:i/>
-          <w:color w:val="145AA0"/>
-          <w:sz w:val="21"/>
-        </w:rPr>
-        <w:t>Q_1</w:t>
-      </w:r>
-      <w:r>
-        <w:rPr>
-          <w:color w:val="282C34"/>
-          <w:sz w:val="21"/>
-        </w:rPr>
-        <w:t xml:space="preserve"> and diode </w:t>
-      </w:r>
-      <w:r>
-        <w:rPr>
-          <w:i/>
-          <w:color w:val="145AA0"/>
-          <w:sz w:val="21"/>
-        </w:rPr>
-        <w:t>D_1</w:t>
-      </w:r>
-      <w:r>
-        <w:rPr>
-          <w:color w:val="282C34"/>
-          <w:sz w:val="21"/>
-        </w:rPr>
-        <w:t xml:space="preserve"> must withstand the combined rail voltage:</w:t>
+        <w:t>Both the MOSFET Q_1 and diode D_1 must withstand the combined rail voltage:</w:t>
       </w:r>
     </w:p>
-    <w:p>
-      <w:pPr>
-        <w:spacing w:after="80"/>
-      </w:pPr>
-      <w:r>
-        <w:rPr>
-          <w:i/>
-          <w:color w:val="145AA0"/>
-          <w:sz w:val="21"/>
-        </w:rPr>
-      </w:r>
-      <w:r>
-        <w:rPr>
-          <w:color w:val="282C34"/>
-          <w:sz w:val="21"/>
-        </w:rPr>
-        <w:t>V_{DS,max} = V_{diode,rev} = V_{IN} + |V_o|</w:t>
-      </w:r>
-      <w:r>
-        <w:rPr>
-          <w:i/>
-          <w:color w:val="145AA0"/>
-          <w:sz w:val="21"/>
-        </w:rPr>
-      </w:r>
-    </w:p>
+    <w:tbl>
+      <w:tblPr>
+        <w:tblW w:type="auto" w:w="0"/>
+        <w:jc w:val="center"/>
+        <w:tblLook w:firstColumn="1" w:firstRow="1" w:lastColumn="0" w:lastRow="0" w:noHBand="0" w:noVBand="1" w:val="04A0"/>
+      </w:tblPr>
+      <w:tblGrid>
+        <w:gridCol w:w="9792"/>
+      </w:tblGrid>
+      <w:tr>
+        <w:tc>
+          <w:tcPr>
+            <w:tcW w:type="dxa" w:w="9792"/>
+            <w:shd w:fill="F5F6F8"/>
+            <w:tcMar>
+              <w:top w:w="80" w:type="dxa"/>
+              <w:bottom w:w="80" w:type="dxa"/>
+              <w:left w:w="140" w:type="dxa"/>
+              <w:right w:w="140" w:type="dxa"/>
+            </w:tcMar>
+            <w:tcBorders>
+              <w:left w:val="single" w:sz="18" w:space="0" w:color="CBD5E0"/>
+              <w:top w:val="none"/>
+              <w:right w:val="none"/>
+              <w:bottom w:val="none"/>
+            </w:tcBorders>
+          </w:tcPr>
+          <w:p>
+            <w:pPr>
+              <w:spacing w:line="240" w:lineRule="auto" w:after="0"/>
+            </w:pPr>
+            <w:r>
+              <w:rPr>
+                <w:rFonts w:ascii="Consolas" w:hAnsi="Consolas"/>
+                <w:color w:val="2D3748"/>
+                <w:sz w:val="18"/>
+              </w:rPr>
+              <w:t>V_DS,max = V_diode,rev = V_IN + |V_o|</w:t>
+            </w:r>
+          </w:p>
+        </w:tc>
+      </w:tr>
+    </w:tbl>
+    <w:p/>
     <w:p>
       <w:pPr>
         <w:spacing w:before="80" w:after="80"/>
@@ -3392,67 +2742,7 @@
           <w:color w:val="282C34"/>
           <w:sz w:val="21"/>
         </w:rPr>
-        <w:t xml:space="preserve">Because both inductors </w:t>
-      </w:r>
-      <w:r>
-        <w:rPr>
-          <w:i/>
-          <w:color w:val="145AA0"/>
-          <w:sz w:val="21"/>
-        </w:rPr>
-        <w:t>L_1</w:t>
-      </w:r>
-      <w:r>
-        <w:rPr>
-          <w:color w:val="282C34"/>
-          <w:sz w:val="21"/>
-        </w:rPr>
-        <w:t xml:space="preserve"> and </w:t>
-      </w:r>
-      <w:r>
-        <w:rPr>
-          <w:i/>
-          <w:color w:val="145AA0"/>
-          <w:sz w:val="21"/>
-        </w:rPr>
-        <w:t>L_2</w:t>
-      </w:r>
-      <w:r>
-        <w:rPr>
-          <w:color w:val="282C34"/>
-          <w:sz w:val="21"/>
-        </w:rPr>
-        <w:t xml:space="preserve"> experience identical AC voltage waveforms across their terminals (</w:t>
-      </w:r>
-      <w:r>
-        <w:rPr>
-          <w:i/>
-          <w:color w:val="145AA0"/>
-          <w:sz w:val="21"/>
-        </w:rPr>
-        <w:t>(V_{IN - V_{C1)</w:t>
-      </w:r>
-      <w:r>
-        <w:rPr>
-          <w:color w:val="282C34"/>
-          <w:sz w:val="21"/>
-        </w:rPr>
-        <w:t xml:space="preserve"> and </w:t>
-      </w:r>
-      <w:r>
-        <w:rPr>
-          <w:i/>
-          <w:color w:val="145AA0"/>
-          <w:sz w:val="21"/>
-        </w:rPr>
-        <w:t>-|V_o|</w:t>
-      </w:r>
-      <w:r>
-        <w:rPr>
-          <w:color w:val="282C34"/>
-          <w:sz w:val="21"/>
-        </w:rPr>
-        <w:t xml:space="preserve">), they can be </w:t>
+        <w:t xml:space="preserve">Because both inductors L_1 and L_2 experience identical AC voltage waveforms across their terminals ((V_IN - V_C1) and -|V_o|), they can be </w:t>
       </w:r>
       <w:r>
         <w:rPr>
@@ -3548,50 +2838,53 @@
           <w:color w:val="282C34"/>
           <w:sz w:val="21"/>
         </w:rPr>
-        <w:t xml:space="preserve">With mutual inductance </w:t>
-      </w:r>
-      <w:r>
-        <w:rPr>
-          <w:i/>
-          <w:color w:val="145AA0"/>
-          <w:sz w:val="21"/>
-        </w:rPr>
-        <w:t>M = k \sqrt{L_1 L_2</w:t>
-      </w:r>
-      <w:r>
-        <w:rPr>
-          <w:color w:val="282C34"/>
-          <w:sz w:val="21"/>
-        </w:rPr>
-        <w:t xml:space="preserve"> between the two windings:</w:t>
+        <w:t>With mutual inductance M = k sqrt(L_1 L_2) between the two windings:</w:t>
       </w:r>
     </w:p>
-    <w:p>
-      <w:pPr>
-        <w:spacing w:after="80"/>
-      </w:pPr>
-      <w:r>
-        <w:rPr>
-          <w:i/>
-          <w:color w:val="145AA0"/>
-          <w:sz w:val="21"/>
-        </w:rPr>
-      </w:r>
-      <w:r>
-        <w:rPr>
-          <w:color w:val="282C34"/>
-          <w:sz w:val="21"/>
-        </w:rPr>
-        <w:t>\frac{di_{L1}}{dt} = \frac{v_1 \cdot (L_2 - M)}{L_1 L_2 - M^2}, \quad \frac{di_{L2}}{dt} = \frac{v_2 \cdot (L_1 - M)}{L_1 L_2 - M^2}</w:t>
-      </w:r>
-      <w:r>
-        <w:rPr>
-          <w:i/>
-          <w:color w:val="145AA0"/>
-          <w:sz w:val="21"/>
-        </w:rPr>
-      </w:r>
-    </w:p>
+    <w:tbl>
+      <w:tblPr>
+        <w:tblW w:type="auto" w:w="0"/>
+        <w:jc w:val="center"/>
+        <w:tblLook w:firstColumn="1" w:firstRow="1" w:lastColumn="0" w:lastRow="0" w:noHBand="0" w:noVBand="1" w:val="04A0"/>
+      </w:tblPr>
+      <w:tblGrid>
+        <w:gridCol w:w="9792"/>
+      </w:tblGrid>
+      <w:tr>
+        <w:tc>
+          <w:tcPr>
+            <w:tcW w:type="dxa" w:w="9792"/>
+            <w:shd w:fill="F5F6F8"/>
+            <w:tcMar>
+              <w:top w:w="80" w:type="dxa"/>
+              <w:bottom w:w="80" w:type="dxa"/>
+              <w:left w:w="140" w:type="dxa"/>
+              <w:right w:w="140" w:type="dxa"/>
+            </w:tcMar>
+            <w:tcBorders>
+              <w:left w:val="single" w:sz="18" w:space="0" w:color="CBD5E0"/>
+              <w:top w:val="none"/>
+              <w:right w:val="none"/>
+              <w:bottom w:val="none"/>
+            </w:tcBorders>
+          </w:tcPr>
+          <w:p>
+            <w:pPr>
+              <w:spacing w:line="240" w:lineRule="auto" w:after="0"/>
+            </w:pPr>
+            <w:r>
+              <w:rPr>
+                <w:rFonts w:ascii="Consolas" w:hAnsi="Consolas"/>
+                <w:color w:val="2D3748"/>
+                <w:sz w:val="18"/>
+              </w:rPr>
+              <w:t>di_L1 / dt = (v_1 * (L_2 - M)) / (L_1 L_2 - M^2), di_L2 / dt = (v_2 * (L_1 - M)) / (L_1 L_2 - M^2)</w:t>
+            </w:r>
+          </w:p>
+        </w:tc>
+      </w:tr>
+    </w:tbl>
+    <w:p/>
     <w:p>
       <w:pPr>
         <w:spacing w:after="80"/>
@@ -3604,32 +2897,50 @@
         <w:t>If the turns ratio is selected such that:</w:t>
       </w:r>
     </w:p>
-    <w:p>
-      <w:pPr>
-        <w:spacing w:after="80"/>
-      </w:pPr>
-      <w:r>
-        <w:rPr>
-          <w:i/>
-          <w:color w:val="145AA0"/>
-          <w:sz w:val="21"/>
-        </w:rPr>
-      </w:r>
-      <w:r>
-        <w:rPr>
-          <w:color w:val="282C34"/>
-          <w:sz w:val="21"/>
-        </w:rPr>
-        <w:t>M = L_2 \implies k \sqrt{\frac{L_1}{L_2}} = 1 \implies \frac{N_1}{N_2} = \frac{1}{k}</w:t>
-      </w:r>
-      <w:r>
-        <w:rPr>
-          <w:i/>
-          <w:color w:val="145AA0"/>
-          <w:sz w:val="21"/>
-        </w:rPr>
-      </w:r>
-    </w:p>
+    <w:tbl>
+      <w:tblPr>
+        <w:tblW w:type="auto" w:w="0"/>
+        <w:jc w:val="center"/>
+        <w:tblLook w:firstColumn="1" w:firstRow="1" w:lastColumn="0" w:lastRow="0" w:noHBand="0" w:noVBand="1" w:val="04A0"/>
+      </w:tblPr>
+      <w:tblGrid>
+        <w:gridCol w:w="9792"/>
+      </w:tblGrid>
+      <w:tr>
+        <w:tc>
+          <w:tcPr>
+            <w:tcW w:type="dxa" w:w="9792"/>
+            <w:shd w:fill="F5F6F8"/>
+            <w:tcMar>
+              <w:top w:w="80" w:type="dxa"/>
+              <w:bottom w:w="80" w:type="dxa"/>
+              <w:left w:w="140" w:type="dxa"/>
+              <w:right w:w="140" w:type="dxa"/>
+            </w:tcMar>
+            <w:tcBorders>
+              <w:left w:val="single" w:sz="18" w:space="0" w:color="CBD5E0"/>
+              <w:top w:val="none"/>
+              <w:right w:val="none"/>
+              <w:bottom w:val="none"/>
+            </w:tcBorders>
+          </w:tcPr>
+          <w:p>
+            <w:pPr>
+              <w:spacing w:line="240" w:lineRule="auto" w:after="0"/>
+            </w:pPr>
+            <w:r>
+              <w:rPr>
+                <w:rFonts w:ascii="Consolas" w:hAnsi="Consolas"/>
+                <w:color w:val="2D3748"/>
+                <w:sz w:val="18"/>
+              </w:rPr>
+              <w:t>M = L_2 =&gt; k sqrt(L_1 / L_2) = 1 =&gt; N_1 / N_2 = 1 / k</w:t>
+            </w:r>
+          </w:p>
+        </w:tc>
+      </w:tr>
+    </w:tbl>
+    <w:p/>
     <w:p>
       <w:pPr>
         <w:spacing w:after="80"/>
@@ -3639,22 +2950,7 @@
           <w:color w:val="282C34"/>
           <w:sz w:val="21"/>
         </w:rPr>
-        <w:t xml:space="preserve">The AC ripple current in inductor </w:t>
-      </w:r>
-      <w:r>
-        <w:rPr>
-          <w:i/>
-          <w:color w:val="145AA0"/>
-          <w:sz w:val="21"/>
-        </w:rPr>
-        <w:t>L_2</w:t>
-      </w:r>
-      <w:r>
-        <w:rPr>
-          <w:color w:val="282C34"/>
-          <w:sz w:val="21"/>
-        </w:rPr>
-        <w:t xml:space="preserve"> is </w:t>
+        <w:t xml:space="preserve">The AC ripple current in inductor L_2 is </w:t>
       </w:r>
       <w:r>
         <w:rPr>
@@ -3662,7 +2958,7 @@
           <w:color w:val="282C34"/>
           <w:sz w:val="21"/>
         </w:rPr>
-        <w:t>driven identically to zero ($\Delta i_{L2} = 0$)</w:t>
+        <w:t>driven identically to zero (Δ i_L2 = 0)</w:t>
       </w:r>
       <w:r>
         <w:rPr>
@@ -3681,22 +2977,7 @@
           <w:color w:val="282C34"/>
           <w:sz w:val="21"/>
         </w:rPr>
-        <w:t xml:space="preserve">All AC switching ripple is "steered" into the input inductor </w:t>
-      </w:r>
-      <w:r>
-        <w:rPr>
-          <w:i/>
-          <w:color w:val="145AA0"/>
-          <w:sz w:val="21"/>
-        </w:rPr>
-        <w:t>L_1</w:t>
-      </w:r>
-      <w:r>
-        <w:rPr>
-          <w:color w:val="282C34"/>
-          <w:sz w:val="21"/>
-        </w:rPr>
-        <w:t xml:space="preserve">, yielding </w:t>
+        <w:t xml:space="preserve">All AC switching ripple is "steered" into the input inductor L_1, yielding </w:t>
       </w:r>
       <w:r>
         <w:rPr>
@@ -3970,7 +3251,7 @@
                 <w:color w:val="282C34"/>
                 <w:sz w:val="18"/>
               </w:rPr>
-              <w:t>High voltage stress ($V_{IN} +</w:t>
+              <w:t>High voltage stress (V_IN +</w:t>
             </w:r>
           </w:p>
         </w:tc>
@@ -4022,37 +3303,7 @@
                 <w:color w:val="282C34"/>
                 <w:sz w:val="18"/>
               </w:rPr>
-              <w:t xml:space="preserve">Coupling capacitor </w:t>
-            </w:r>
-            <w:r>
-              <w:rPr>
-                <w:i/>
-                <w:color w:val="145AA0"/>
-                <w:sz w:val="18"/>
-              </w:rPr>
-              <w:t>C_1</w:t>
-            </w:r>
-            <w:r>
-              <w:rPr>
-                <w:color w:val="282C34"/>
-                <w:sz w:val="18"/>
-              </w:rPr>
-              <w:t xml:space="preserve"> carries high AC RMS ripple current (</w:t>
-            </w:r>
-            <w:r>
-              <w:rPr>
-                <w:i/>
-                <w:color w:val="145AA0"/>
-                <w:sz w:val="18"/>
-              </w:rPr>
-              <w:t>I_{C1,rms \approx I_o \sqrt{D</w:t>
-            </w:r>
-            <w:r>
-              <w:rPr>
-                <w:color w:val="282C34"/>
-                <w:sz w:val="18"/>
-              </w:rPr>
-              <w:t>).</w:t>
+              <w:t>Coupling capacitor C_1 carries high AC RMS ripple current (I_C1,rms ≈ I_o sqrt(D)).</w:t>
             </w:r>
           </w:p>
         </w:tc>
